--- a/MANUAL DE IMPLEMENTACION DE JOVANY.docx
+++ b/MANUAL DE IMPLEMENTACION DE JOVANY.docx
@@ -1,6 +1,6 @@
 
 <file path=word/document.xml><?xml version="1.0" encoding="utf-8"?>
-<w:document xmlns:wpc="http://schemas.microsoft.com/office/word/2010/wordprocessingCanvas" xmlns:cx="http://schemas.microsoft.com/office/drawing/2014/chartex" xmlns:mc="http://schemas.openxmlformats.org/markup-compatibility/2006" xmlns:o="urn:schemas-microsoft-com:office:office" xmlns:r="http://schemas.openxmlformats.org/officeDocument/2006/relationships" xmlns:m="http://schemas.openxmlformats.org/officeDocument/2006/math" xmlns:v="urn:schemas-microsoft-com:vml" xmlns:wp14="http://schemas.microsoft.com/office/word/2010/wordprocessingDrawing" xmlns:wp="http://schemas.openxmlformats.org/drawingml/2006/wordprocessingDrawing" xmlns:w10="urn:schemas-microsoft-com:office:word" xmlns:w="http://schemas.openxmlformats.org/wordprocessingml/2006/main" xmlns:w14="http://schemas.microsoft.com/office/word/2010/wordml" xmlns:w15="http://schemas.microsoft.com/office/word/2012/wordml" xmlns:w16se="http://schemas.microsoft.com/office/word/2015/wordml/symex" xmlns:wpg="http://schemas.microsoft.com/office/word/2010/wordprocessingGroup" xmlns:wpi="http://schemas.microsoft.com/office/word/2010/wordprocessingInk" xmlns:wne="http://schemas.microsoft.com/office/word/2006/wordml" xmlns:wps="http://schemas.microsoft.com/office/word/2010/wordprocessingShape" mc:Ignorable="w14 w15 w16se wp14">
+<w:document xmlns:wpc="http://schemas.microsoft.com/office/word/2010/wordprocessingCanvas" xmlns:cx="http://schemas.microsoft.com/office/drawing/2014/chartex" xmlns:cx1="http://schemas.microsoft.com/office/drawing/2015/9/8/chartex" xmlns:cx2="http://schemas.microsoft.com/office/drawing/2015/10/21/chartex" xmlns:cx3="http://schemas.microsoft.com/office/drawing/2016/5/9/chartex" xmlns:cx4="http://schemas.microsoft.com/office/drawing/2016/5/10/chartex" xmlns:cx5="http://schemas.microsoft.com/office/drawing/2016/5/11/chartex" xmlns:cx6="http://schemas.microsoft.com/office/drawing/2016/5/12/chartex" xmlns:cx7="http://schemas.microsoft.com/office/drawing/2016/5/13/chartex" xmlns:cx8="http://schemas.microsoft.com/office/drawing/2016/5/14/chartex" xmlns:mc="http://schemas.openxmlformats.org/markup-compatibility/2006" xmlns:aink="http://schemas.microsoft.com/office/drawing/2016/ink" xmlns:am3d="http://schemas.microsoft.com/office/drawing/2017/model3d" xmlns:o="urn:schemas-microsoft-com:office:office" xmlns:oel="http://schemas.microsoft.com/office/2019/extlst" xmlns:r="http://schemas.openxmlformats.org/officeDocument/2006/relationships" xmlns:m="http://schemas.openxmlformats.org/officeDocument/2006/math" xmlns:v="urn:schemas-microsoft-com:vml" xmlns:wp14="http://schemas.microsoft.com/office/word/2010/wordprocessingDrawing" xmlns:wp="http://schemas.openxmlformats.org/drawingml/2006/wordprocessingDrawing" xmlns:w10="urn:schemas-microsoft-com:office:word" xmlns:w="http://schemas.openxmlformats.org/wordprocessingml/2006/main" xmlns:w14="http://schemas.microsoft.com/office/word/2010/wordml" xmlns:w15="http://schemas.microsoft.com/office/word/2012/wordml" xmlns:w16cex="http://schemas.microsoft.com/office/word/2018/wordml/cex" xmlns:w16cid="http://schemas.microsoft.com/office/word/2016/wordml/cid" xmlns:w16="http://schemas.microsoft.com/office/word/2018/wordml" xmlns:w16du="http://schemas.microsoft.com/office/word/2023/wordml/word16du" xmlns:w16sdtdh="http://schemas.microsoft.com/office/word/2020/wordml/sdtdatahash" xmlns:w16sdtfl="http://schemas.microsoft.com/office/word/2024/wordml/sdtformatlock" xmlns:w16se="http://schemas.microsoft.com/office/word/2015/wordml/symex" xmlns:wpg="http://schemas.microsoft.com/office/word/2010/wordprocessingGroup" xmlns:wpi="http://schemas.microsoft.com/office/word/2010/wordprocessingInk" xmlns:wne="http://schemas.microsoft.com/office/word/2006/wordml" xmlns:wps="http://schemas.microsoft.com/office/word/2010/wordprocessingShape" mc:Ignorable="w14 w15 w16se w16cid w16 w16cex w16sdtdh w16sdtfl w16du wp14">
   <w:body>
     <w:p>
       <w:pPr>
@@ -39,6 +39,9 @@
       <w:r>
         <w:t>CREADO POR:  JOVANY RODRIGUEZ</w:t>
       </w:r>
+      <w:r>
+        <w:t xml:space="preserve"> y Axel Carrasco</w:t>
+      </w:r>
     </w:p>
     <w:p>
       <w:pPr>
@@ -60,7 +63,7 @@
         <w:rPr>
           <w:noProof/>
         </w:rPr>
-        <w:t>viernes, 24 de abril de 2026</w:t>
+        <w:t>jueves, 30 de abril de 2026</w:t>
       </w:r>
       <w:r>
         <w:fldChar w:fldCharType="end"/>
@@ -146,80 +149,30 @@
         <w:jc w:val="both"/>
       </w:pPr>
       <w:r>
-        <w:t xml:space="preserve">A TRAVES DE ESTE DOCUMENTO SE MUESTRAN LAS DIFERENTES PANTALLAS DEL </w:t>
-      </w:r>
-      <w:r>
-        <w:t>SISTEMA,</w:t>
-      </w:r>
-      <w:r>
-        <w:t xml:space="preserve"> PARA PODER DARLES SU USO CORRECTO. SE EXPLICA COMO REGISTRAR PRODUCTOS Y VENTAS. TAMBIEN COMO OBTENER EL TICKET DE VENTA Y LAS CONFIGURACIONES DEL MISMO.</w:t>
-      </w:r>
-    </w:p>
-    <w:p>
-      <w:pPr>
-        <w:tabs>
-          <w:tab w:val="left" w:pos="5940"/>
-        </w:tabs>
-        <w:spacing w:line="360" w:lineRule="auto"/>
-      </w:pPr>
-      <w:r>
-        <w:t>AL FINAL DE ESTE DOCUMENTO APARECE UNA FICHA TECNICA, CON LOS REQUERIMIENTOS DE EQUIPÓ DE COMPUTO NECESARIOS PARA QUE EL SOFTWARE FUNCIONE ADECUADAMENTE.</w:t>
-      </w:r>
-    </w:p>
-    <w:p>
-      <w:pPr>
-        <w:spacing w:line="360" w:lineRule="auto"/>
-      </w:pPr>
-    </w:p>
-    <w:p>
-      <w:pPr>
-        <w:spacing w:line="360" w:lineRule="auto"/>
-      </w:pPr>
-    </w:p>
-    <w:p>
-      <w:pPr>
-        <w:pStyle w:val="Ttulo2"/>
-        <w:spacing w:line="360" w:lineRule="auto"/>
-      </w:pPr>
-      <w:r>
-        <w:t>SOBRE ESTE SOFTWARE</w:t>
-      </w:r>
-    </w:p>
-    <w:p>
-      <w:pPr>
-        <w:spacing w:line="360" w:lineRule="auto"/>
-        <w:jc w:val="both"/>
-        <w:rPr>
-          <w:u w:val="single"/>
-        </w:rPr>
-      </w:pPr>
-      <w:r>
-        <w:t>PARA LA ACREDITACION DEL MODULO I: DESARROLLA SOFTWARE DE APLICACIÓN, ES NECESARIO CONSTRUIR UN SOFTW3ARE EN EL SUBMODULO CODIFICA SOFTWARE DE APLICACIÓN, Y DOCUMENTAR EL MISMO EN EL SUBMODULO IMPLEMENTA SOFTWARE DE APLICACIÓN. ES POR ESTO, QUE ES MANUAL ES EL PRODUCTO FINAL DEL SUBMODULO III.</w:t>
-      </w:r>
-    </w:p>
-    <w:p>
-      <w:pPr>
-        <w:spacing w:line="360" w:lineRule="auto"/>
-      </w:pPr>
-    </w:p>
-    <w:p>
-      <w:pPr>
-        <w:spacing w:line="360" w:lineRule="auto"/>
-      </w:pPr>
-    </w:p>
-    <w:p>
-      <w:pPr>
-        <w:spacing w:line="360" w:lineRule="auto"/>
-      </w:pPr>
-      <w:r>
         <w:rPr>
           <w:noProof/>
           <w:lang w:eastAsia="es-MX"/>
         </w:rPr>
         <w:drawing>
-          <wp:inline distT="0" distB="0" distL="0" distR="0" wp14:anchorId="7B8BDAA9" wp14:editId="27128E45">
+          <wp:anchor distT="0" distB="0" distL="114300" distR="114300" simplePos="0" relativeHeight="251658240" behindDoc="1" locked="0" layoutInCell="1" allowOverlap="1" wp14:anchorId="7B8BDAA9" wp14:editId="04F57114">
+            <wp:simplePos x="0" y="0"/>
+            <wp:positionH relativeFrom="margin">
+              <wp:posOffset>1986915</wp:posOffset>
+            </wp:positionH>
+            <wp:positionV relativeFrom="paragraph">
+              <wp:posOffset>311785</wp:posOffset>
+            </wp:positionV>
             <wp:extent cx="4452620" cy="2286000"/>
             <wp:effectExtent l="0" t="0" r="5080" b="0"/>
+            <wp:wrapTight wrapText="bothSides">
+              <wp:wrapPolygon edited="0">
+                <wp:start x="0" y="0"/>
+                <wp:lineTo x="0" y="21420"/>
+                <wp:lineTo x="21532" y="21420"/>
+                <wp:lineTo x="21532" y="0"/>
+                <wp:lineTo x="0" y="0"/>
+              </wp:wrapPolygon>
+            </wp:wrapTight>
             <wp:docPr id="1" name="Imagen 1" descr="Conoce Los Diferentes Tipos De Software De Aplicación Y Sus Usos En  Distintos Sectores 2025"/>
             <wp:cNvGraphicFramePr>
               <a:graphicFrameLocks xmlns:a="http://schemas.openxmlformats.org/drawingml/2006/main" noChangeAspect="1"/>
@@ -234,7 +187,7 @@
                     </pic:cNvPicPr>
                   </pic:nvPicPr>
                   <pic:blipFill>
-                    <a:blip r:embed="rId6">
+                    <a:blip r:embed="rId8">
                       <a:extLst>
                         <a:ext uri="{28A0092B-C50C-407E-A947-70E740481C1C}">
                           <a14:useLocalDpi xmlns:a14="http://schemas.microsoft.com/office/drawing/2010/main" val="0"/>
@@ -249,7 +202,7 @@
                   <pic:spPr bwMode="auto">
                     <a:xfrm flipH="1">
                       <a:off x="0" y="0"/>
-                      <a:ext cx="4661950" cy="2393471"/>
+                      <a:ext cx="4452620" cy="2286000"/>
                     </a:xfrm>
                     <a:prstGeom prst="rect">
                       <a:avLst/>
@@ -262,37 +215,234 @@
                 </pic:pic>
               </a:graphicData>
             </a:graphic>
+          </wp:anchor>
+        </w:drawing>
+      </w:r>
+      <w:r>
+        <w:t xml:space="preserve">A TRAVES DE ESTE DOCUMENTO SE MUESTRAN LAS DIFERENTES PANTALLAS DEL </w:t>
+      </w:r>
+      <w:r>
+        <w:t>SISTEMA,</w:t>
+      </w:r>
+      <w:r>
+        <w:t xml:space="preserve"> PARA PODER DARLES SU USO CORRECTO. SE EXPLICA COMO REGISTRAR PRODUCTOS Y VENTAS. TAMBIEN COMO OBTENER EL TICKET DE VENTA Y LAS CONFIGURACIONES DEL MISMO.</w:t>
+      </w:r>
+    </w:p>
+    <w:p>
+      <w:pPr>
+        <w:tabs>
+          <w:tab w:val="left" w:pos="5940"/>
+        </w:tabs>
+        <w:spacing w:line="360" w:lineRule="auto"/>
+      </w:pPr>
+      <w:r>
+        <w:t>AL FINAL DE ESTE DOCUMENTO APARECE UNA FICHA TECNICA, CON LOS REQUERIMIENTOS DE EQUIPÓ DE COMPUTO NECESARIOS PARA QUE EL SOFTWARE FUNCIONE ADECUADAMENTE.</w:t>
+      </w:r>
+    </w:p>
+    <w:p>
+      <w:pPr>
+        <w:spacing w:line="360" w:lineRule="auto"/>
+      </w:pPr>
+    </w:p>
+    <w:p>
+      <w:pPr>
+        <w:spacing w:line="360" w:lineRule="auto"/>
+      </w:pPr>
+    </w:p>
+    <w:p>
+      <w:pPr>
+        <w:pStyle w:val="Ttulo2"/>
+        <w:spacing w:line="360" w:lineRule="auto"/>
+      </w:pPr>
+      <w:r>
+        <w:t>SOBRE ESTE SOFTWARE</w:t>
+      </w:r>
+    </w:p>
+    <w:p>
+      <w:pPr>
+        <w:spacing w:line="360" w:lineRule="auto"/>
+        <w:jc w:val="both"/>
+        <w:rPr>
+          <w:u w:val="single"/>
+        </w:rPr>
+      </w:pPr>
+      <w:r>
+        <w:t>PARA LA ACREDITACION DEL MODULO I: DESARROLLA SOFTWARE DE APLICACIÓN, ES NECESARIO CONSTRUIR UN SOFTW3ARE EN EL SUBMODULO CODIFICA SOFTWARE DE APLICACIÓN, Y DOCUMENTAR EL MISMO EN EL SUBMODULO IMPLEMENTA SOFTWARE DE APLICACIÓN. ES POR ESTO, QUE ES MANUAL ES EL PRODUCTO FINAL DEL SUBMODULO III.</w:t>
+      </w:r>
+    </w:p>
+    <w:p>
+      <w:pPr>
+        <w:spacing w:line="360" w:lineRule="auto"/>
+      </w:pPr>
+    </w:p>
+    <w:p>
+      <w:pPr>
+        <w:spacing w:line="360" w:lineRule="auto"/>
+      </w:pPr>
+    </w:p>
+    <w:p>
+      <w:pPr>
+        <w:spacing w:line="360" w:lineRule="auto"/>
+      </w:pPr>
+    </w:p>
+    <w:p>
+      <w:pPr>
+        <w:spacing w:line="360" w:lineRule="auto"/>
+      </w:pPr>
+      <w:r>
+        <w:br w:type="page"/>
+      </w:r>
+    </w:p>
+    <w:p>
+      <w:pPr>
+        <w:pStyle w:val="Ttulo2"/>
+        <w:spacing w:line="360" w:lineRule="auto"/>
+      </w:pPr>
+      <w:r>
+        <w:lastRenderedPageBreak/>
+        <w:t>MENU PRINCIPAL</w:t>
+      </w:r>
+    </w:p>
+    <w:p>
+      <w:pPr>
+        <w:pStyle w:val="Prrafodelista"/>
+        <w:numPr>
+          <w:ilvl w:val="0"/>
+          <w:numId w:val="2"/>
+        </w:numPr>
+      </w:pPr>
+      <w:r>
+        <w:t>Instalación</w:t>
+      </w:r>
+    </w:p>
+    <w:p>
+      <w:pPr>
+        <w:pStyle w:val="Prrafodelista"/>
+        <w:numPr>
+          <w:ilvl w:val="0"/>
+          <w:numId w:val="2"/>
+        </w:numPr>
+      </w:pPr>
+      <w:r>
+        <w:t>Configuración</w:t>
+      </w:r>
+    </w:p>
+    <w:p>
+      <w:pPr>
+        <w:pStyle w:val="Prrafodelista"/>
+        <w:numPr>
+          <w:ilvl w:val="0"/>
+          <w:numId w:val="2"/>
+        </w:numPr>
+      </w:pPr>
+      <w:r>
+        <w:t>Puesta en marcha</w:t>
+      </w:r>
+    </w:p>
+    <w:p>
+      <w:pPr>
+        <w:pStyle w:val="Prrafodelista"/>
+        <w:numPr>
+          <w:ilvl w:val="0"/>
+          <w:numId w:val="2"/>
+        </w:numPr>
+      </w:pPr>
+      <w:r>
+        <w:t>Uso del sistema</w:t>
+      </w:r>
+    </w:p>
+    <w:p>
+      <w:pPr>
+        <w:pStyle w:val="Prrafodelista"/>
+        <w:numPr>
+          <w:ilvl w:val="0"/>
+          <w:numId w:val="2"/>
+        </w:numPr>
+      </w:pPr>
+      <w:r>
+        <w:t>Mantenimiento</w:t>
+      </w:r>
+    </w:p>
+    <w:p>
+      <w:pPr>
+        <w:pStyle w:val="Prrafodelista"/>
+        <w:numPr>
+          <w:ilvl w:val="0"/>
+          <w:numId w:val="2"/>
+        </w:numPr>
+      </w:pPr>
+      <w:r>
+        <w:t>Soporte</w:t>
+      </w:r>
+    </w:p>
+    <w:p>
+      <w:r>
+        <w:br w:type="page"/>
+      </w:r>
+    </w:p>
+    <w:p>
+      <w:pPr>
+        <w:pStyle w:val="Prrafodelista"/>
+        <w:numPr>
+          <w:ilvl w:val="0"/>
+          <w:numId w:val="2"/>
+        </w:numPr>
+      </w:pPr>
+      <w:r>
+        <w:rPr>
+          <w:noProof/>
+        </w:rPr>
+        <w:lastRenderedPageBreak/>
+        <w:drawing>
+          <wp:inline distT="0" distB="0" distL="0" distR="0" wp14:anchorId="17684938" wp14:editId="6C08534D">
+            <wp:extent cx="4762500" cy="4762500"/>
+            <wp:effectExtent l="0" t="0" r="0" b="0"/>
+            <wp:docPr id="732101338" name="Gráfico 1"/>
+            <wp:cNvGraphicFramePr>
+              <a:graphicFrameLocks xmlns:a="http://schemas.openxmlformats.org/drawingml/2006/main" noChangeAspect="1"/>
+            </wp:cNvGraphicFramePr>
+            <a:graphic xmlns:a="http://schemas.openxmlformats.org/drawingml/2006/main">
+              <a:graphicData uri="http://schemas.openxmlformats.org/drawingml/2006/picture">
+                <pic:pic xmlns:pic="http://schemas.openxmlformats.org/drawingml/2006/picture">
+                  <pic:nvPicPr>
+                    <pic:cNvPr id="732101338" name="Gráfico 732101338"/>
+                    <pic:cNvPicPr/>
+                  </pic:nvPicPr>
+                  <pic:blipFill>
+                    <a:blip r:embed="rId9">
+                      <a:extLst>
+                        <a:ext uri="{96DAC541-7B7A-43D3-8B79-37D633B846F1}">
+                          <asvg:svgBlip xmlns:asvg="http://schemas.microsoft.com/office/drawing/2016/SVG/main" r:embed="rId10"/>
+                        </a:ext>
+                      </a:extLst>
+                    </a:blip>
+                    <a:stretch>
+                      <a:fillRect/>
+                    </a:stretch>
+                  </pic:blipFill>
+                  <pic:spPr>
+                    <a:xfrm>
+                      <a:off x="0" y="0"/>
+                      <a:ext cx="4762500" cy="4762500"/>
+                    </a:xfrm>
+                    <a:prstGeom prst="rect">
+                      <a:avLst/>
+                    </a:prstGeom>
+                  </pic:spPr>
+                </pic:pic>
+              </a:graphicData>
+            </a:graphic>
           </wp:inline>
         </w:drawing>
       </w:r>
     </w:p>
-    <w:p>
-      <w:pPr>
-        <w:spacing w:line="360" w:lineRule="auto"/>
-      </w:pPr>
-      <w:r>
-        <w:br w:type="page"/>
-      </w:r>
-    </w:p>
-    <w:p>
-      <w:pPr>
-        <w:pStyle w:val="Ttulo2"/>
-        <w:spacing w:line="360" w:lineRule="auto"/>
-      </w:pPr>
-      <w:r>
-        <w:lastRenderedPageBreak/>
-        <w:t>MENU PRINCIPAL</w:t>
-      </w:r>
-      <w:bookmarkStart w:id="0" w:name="_GoBack"/>
-      <w:bookmarkEnd w:id="0"/>
-    </w:p>
     <w:sectPr>
-      <w:headerReference w:type="even" r:id="rId7"/>
-      <w:headerReference w:type="default" r:id="rId8"/>
-      <w:footerReference w:type="even" r:id="rId9"/>
-      <w:footerReference w:type="default" r:id="rId10"/>
-      <w:headerReference w:type="first" r:id="rId11"/>
-      <w:footerReference w:type="first" r:id="rId12"/>
+      <w:headerReference w:type="even" r:id="rId11"/>
+      <w:headerReference w:type="default" r:id="rId12"/>
+      <w:footerReference w:type="even" r:id="rId13"/>
+      <w:footerReference w:type="default" r:id="rId14"/>
+      <w:headerReference w:type="first" r:id="rId15"/>
+      <w:footerReference w:type="first" r:id="rId16"/>
       <w:pgSz w:w="12240" w:h="15840"/>
       <w:pgMar w:top="1417" w:right="1701" w:bottom="1417" w:left="1701" w:header="708" w:footer="708" w:gutter="0"/>
       <w:cols w:space="708"/>
@@ -303,7 +453,7 @@
 </file>
 
 <file path=word/endnotes.xml><?xml version="1.0" encoding="utf-8"?>
-<w:endnotes xmlns:wpc="http://schemas.microsoft.com/office/word/2010/wordprocessingCanvas" xmlns:cx="http://schemas.microsoft.com/office/drawing/2014/chartex" xmlns:mc="http://schemas.openxmlformats.org/markup-compatibility/2006" xmlns:o="urn:schemas-microsoft-com:office:office" xmlns:r="http://schemas.openxmlformats.org/officeDocument/2006/relationships" xmlns:m="http://schemas.openxmlformats.org/officeDocument/2006/math" xmlns:v="urn:schemas-microsoft-com:vml" xmlns:wp14="http://schemas.microsoft.com/office/word/2010/wordprocessingDrawing" xmlns:wp="http://schemas.openxmlformats.org/drawingml/2006/wordprocessingDrawing" xmlns:w10="urn:schemas-microsoft-com:office:word" xmlns:w="http://schemas.openxmlformats.org/wordprocessingml/2006/main" xmlns:w14="http://schemas.microsoft.com/office/word/2010/wordml" xmlns:w15="http://schemas.microsoft.com/office/word/2012/wordml" xmlns:w16se="http://schemas.microsoft.com/office/word/2015/wordml/symex" xmlns:wpg="http://schemas.microsoft.com/office/word/2010/wordprocessingGroup" xmlns:wpi="http://schemas.microsoft.com/office/word/2010/wordprocessingInk" xmlns:wne="http://schemas.microsoft.com/office/word/2006/wordml" xmlns:wps="http://schemas.microsoft.com/office/word/2010/wordprocessingShape" mc:Ignorable="w14 w15 w16se wp14">
+<w:endnotes xmlns:wpc="http://schemas.microsoft.com/office/word/2010/wordprocessingCanvas" xmlns:cx="http://schemas.microsoft.com/office/drawing/2014/chartex" xmlns:cx1="http://schemas.microsoft.com/office/drawing/2015/9/8/chartex" xmlns:cx2="http://schemas.microsoft.com/office/drawing/2015/10/21/chartex" xmlns:cx3="http://schemas.microsoft.com/office/drawing/2016/5/9/chartex" xmlns:cx4="http://schemas.microsoft.com/office/drawing/2016/5/10/chartex" xmlns:cx5="http://schemas.microsoft.com/office/drawing/2016/5/11/chartex" xmlns:cx6="http://schemas.microsoft.com/office/drawing/2016/5/12/chartex" xmlns:cx7="http://schemas.microsoft.com/office/drawing/2016/5/13/chartex" xmlns:cx8="http://schemas.microsoft.com/office/drawing/2016/5/14/chartex" xmlns:mc="http://schemas.openxmlformats.org/markup-compatibility/2006" xmlns:aink="http://schemas.microsoft.com/office/drawing/2016/ink" xmlns:am3d="http://schemas.microsoft.com/office/drawing/2017/model3d" xmlns:o="urn:schemas-microsoft-com:office:office" xmlns:oel="http://schemas.microsoft.com/office/2019/extlst" xmlns:r="http://schemas.openxmlformats.org/officeDocument/2006/relationships" xmlns:m="http://schemas.openxmlformats.org/officeDocument/2006/math" xmlns:v="urn:schemas-microsoft-com:vml" xmlns:wp14="http://schemas.microsoft.com/office/word/2010/wordprocessingDrawing" xmlns:wp="http://schemas.openxmlformats.org/drawingml/2006/wordprocessingDrawing" xmlns:w10="urn:schemas-microsoft-com:office:word" xmlns:w="http://schemas.openxmlformats.org/wordprocessingml/2006/main" xmlns:w14="http://schemas.microsoft.com/office/word/2010/wordml" xmlns:w15="http://schemas.microsoft.com/office/word/2012/wordml" xmlns:w16cex="http://schemas.microsoft.com/office/word/2018/wordml/cex" xmlns:w16cid="http://schemas.microsoft.com/office/word/2016/wordml/cid" xmlns:w16="http://schemas.microsoft.com/office/word/2018/wordml" xmlns:w16du="http://schemas.microsoft.com/office/word/2023/wordml/word16du" xmlns:w16sdtdh="http://schemas.microsoft.com/office/word/2020/wordml/sdtdatahash" xmlns:w16sdtfl="http://schemas.microsoft.com/office/word/2024/wordml/sdtformatlock" xmlns:w16se="http://schemas.microsoft.com/office/word/2015/wordml/symex" xmlns:wpg="http://schemas.microsoft.com/office/word/2010/wordprocessingGroup" xmlns:wpi="http://schemas.microsoft.com/office/word/2010/wordprocessingInk" xmlns:wne="http://schemas.microsoft.com/office/word/2006/wordml" xmlns:wps="http://schemas.microsoft.com/office/word/2010/wordprocessingShape" mc:Ignorable="w14 w15 w16se w16cid w16 w16cex w16sdtdh w16sdtfl w16du wp14">
   <w:endnote w:type="separator" w:id="-1">
     <w:p>
       <w:pPr>
@@ -328,7 +478,7 @@
 </file>
 
 <file path=word/footer1.xml><?xml version="1.0" encoding="utf-8"?>
-<w:ftr xmlns:wpc="http://schemas.microsoft.com/office/word/2010/wordprocessingCanvas" xmlns:cx="http://schemas.microsoft.com/office/drawing/2014/chartex" xmlns:mc="http://schemas.openxmlformats.org/markup-compatibility/2006" xmlns:o="urn:schemas-microsoft-com:office:office" xmlns:r="http://schemas.openxmlformats.org/officeDocument/2006/relationships" xmlns:m="http://schemas.openxmlformats.org/officeDocument/2006/math" xmlns:v="urn:schemas-microsoft-com:vml" xmlns:wp14="http://schemas.microsoft.com/office/word/2010/wordprocessingDrawing" xmlns:wp="http://schemas.openxmlformats.org/drawingml/2006/wordprocessingDrawing" xmlns:w10="urn:schemas-microsoft-com:office:word" xmlns:w="http://schemas.openxmlformats.org/wordprocessingml/2006/main" xmlns:w14="http://schemas.microsoft.com/office/word/2010/wordml" xmlns:w15="http://schemas.microsoft.com/office/word/2012/wordml" xmlns:w16se="http://schemas.microsoft.com/office/word/2015/wordml/symex" xmlns:wpg="http://schemas.microsoft.com/office/word/2010/wordprocessingGroup" xmlns:wpi="http://schemas.microsoft.com/office/word/2010/wordprocessingInk" xmlns:wne="http://schemas.microsoft.com/office/word/2006/wordml" xmlns:wps="http://schemas.microsoft.com/office/word/2010/wordprocessingShape" mc:Ignorable="w14 w15 w16se wp14">
+<w:ftr xmlns:wpc="http://schemas.microsoft.com/office/word/2010/wordprocessingCanvas" xmlns:cx="http://schemas.microsoft.com/office/drawing/2014/chartex" xmlns:cx1="http://schemas.microsoft.com/office/drawing/2015/9/8/chartex" xmlns:cx2="http://schemas.microsoft.com/office/drawing/2015/10/21/chartex" xmlns:cx3="http://schemas.microsoft.com/office/drawing/2016/5/9/chartex" xmlns:cx4="http://schemas.microsoft.com/office/drawing/2016/5/10/chartex" xmlns:cx5="http://schemas.microsoft.com/office/drawing/2016/5/11/chartex" xmlns:cx6="http://schemas.microsoft.com/office/drawing/2016/5/12/chartex" xmlns:cx7="http://schemas.microsoft.com/office/drawing/2016/5/13/chartex" xmlns:cx8="http://schemas.microsoft.com/office/drawing/2016/5/14/chartex" xmlns:mc="http://schemas.openxmlformats.org/markup-compatibility/2006" xmlns:aink="http://schemas.microsoft.com/office/drawing/2016/ink" xmlns:am3d="http://schemas.microsoft.com/office/drawing/2017/model3d" xmlns:o="urn:schemas-microsoft-com:office:office" xmlns:oel="http://schemas.microsoft.com/office/2019/extlst" xmlns:r="http://schemas.openxmlformats.org/officeDocument/2006/relationships" xmlns:m="http://schemas.openxmlformats.org/officeDocument/2006/math" xmlns:v="urn:schemas-microsoft-com:vml" xmlns:wp14="http://schemas.microsoft.com/office/word/2010/wordprocessingDrawing" xmlns:wp="http://schemas.openxmlformats.org/drawingml/2006/wordprocessingDrawing" xmlns:w10="urn:schemas-microsoft-com:office:word" xmlns:w="http://schemas.openxmlformats.org/wordprocessingml/2006/main" xmlns:w14="http://schemas.microsoft.com/office/word/2010/wordml" xmlns:w15="http://schemas.microsoft.com/office/word/2012/wordml" xmlns:w16cex="http://schemas.microsoft.com/office/word/2018/wordml/cex" xmlns:w16cid="http://schemas.microsoft.com/office/word/2016/wordml/cid" xmlns:w16="http://schemas.microsoft.com/office/word/2018/wordml" xmlns:w16du="http://schemas.microsoft.com/office/word/2023/wordml/word16du" xmlns:w16sdtdh="http://schemas.microsoft.com/office/word/2020/wordml/sdtdatahash" xmlns:w16sdtfl="http://schemas.microsoft.com/office/word/2024/wordml/sdtformatlock" xmlns:w16se="http://schemas.microsoft.com/office/word/2015/wordml/symex" xmlns:wpg="http://schemas.microsoft.com/office/word/2010/wordprocessingGroup" xmlns:wpi="http://schemas.microsoft.com/office/word/2010/wordprocessingInk" xmlns:wne="http://schemas.microsoft.com/office/word/2006/wordml" xmlns:wps="http://schemas.microsoft.com/office/word/2010/wordprocessingShape" mc:Ignorable="w14 w15 w16se w16cid w16 w16cex w16sdtdh w16sdtfl w16du wp14">
   <w:p>
     <w:pPr>
       <w:pStyle w:val="Piedepgina"/>
@@ -338,7 +488,7 @@
 </file>
 
 <file path=word/footer2.xml><?xml version="1.0" encoding="utf-8"?>
-<w:ftr xmlns:wpc="http://schemas.microsoft.com/office/word/2010/wordprocessingCanvas" xmlns:cx="http://schemas.microsoft.com/office/drawing/2014/chartex" xmlns:mc="http://schemas.openxmlformats.org/markup-compatibility/2006" xmlns:o="urn:schemas-microsoft-com:office:office" xmlns:r="http://schemas.openxmlformats.org/officeDocument/2006/relationships" xmlns:m="http://schemas.openxmlformats.org/officeDocument/2006/math" xmlns:v="urn:schemas-microsoft-com:vml" xmlns:wp14="http://schemas.microsoft.com/office/word/2010/wordprocessingDrawing" xmlns:wp="http://schemas.openxmlformats.org/drawingml/2006/wordprocessingDrawing" xmlns:w10="urn:schemas-microsoft-com:office:word" xmlns:w="http://schemas.openxmlformats.org/wordprocessingml/2006/main" xmlns:w14="http://schemas.microsoft.com/office/word/2010/wordml" xmlns:w15="http://schemas.microsoft.com/office/word/2012/wordml" xmlns:w16se="http://schemas.microsoft.com/office/word/2015/wordml/symex" xmlns:wpg="http://schemas.microsoft.com/office/word/2010/wordprocessingGroup" xmlns:wpi="http://schemas.microsoft.com/office/word/2010/wordprocessingInk" xmlns:wne="http://schemas.microsoft.com/office/word/2006/wordml" xmlns:wps="http://schemas.microsoft.com/office/word/2010/wordprocessingShape" mc:Ignorable="w14 w15 w16se wp14">
+<w:ftr xmlns:wpc="http://schemas.microsoft.com/office/word/2010/wordprocessingCanvas" xmlns:cx="http://schemas.microsoft.com/office/drawing/2014/chartex" xmlns:cx1="http://schemas.microsoft.com/office/drawing/2015/9/8/chartex" xmlns:cx2="http://schemas.microsoft.com/office/drawing/2015/10/21/chartex" xmlns:cx3="http://schemas.microsoft.com/office/drawing/2016/5/9/chartex" xmlns:cx4="http://schemas.microsoft.com/office/drawing/2016/5/10/chartex" xmlns:cx5="http://schemas.microsoft.com/office/drawing/2016/5/11/chartex" xmlns:cx6="http://schemas.microsoft.com/office/drawing/2016/5/12/chartex" xmlns:cx7="http://schemas.microsoft.com/office/drawing/2016/5/13/chartex" xmlns:cx8="http://schemas.microsoft.com/office/drawing/2016/5/14/chartex" xmlns:mc="http://schemas.openxmlformats.org/markup-compatibility/2006" xmlns:aink="http://schemas.microsoft.com/office/drawing/2016/ink" xmlns:am3d="http://schemas.microsoft.com/office/drawing/2017/model3d" xmlns:o="urn:schemas-microsoft-com:office:office" xmlns:oel="http://schemas.microsoft.com/office/2019/extlst" xmlns:r="http://schemas.openxmlformats.org/officeDocument/2006/relationships" xmlns:m="http://schemas.openxmlformats.org/officeDocument/2006/math" xmlns:v="urn:schemas-microsoft-com:vml" xmlns:wp14="http://schemas.microsoft.com/office/word/2010/wordprocessingDrawing" xmlns:wp="http://schemas.openxmlformats.org/drawingml/2006/wordprocessingDrawing" xmlns:w10="urn:schemas-microsoft-com:office:word" xmlns:w="http://schemas.openxmlformats.org/wordprocessingml/2006/main" xmlns:w14="http://schemas.microsoft.com/office/word/2010/wordml" xmlns:w15="http://schemas.microsoft.com/office/word/2012/wordml" xmlns:w16cex="http://schemas.microsoft.com/office/word/2018/wordml/cex" xmlns:w16cid="http://schemas.microsoft.com/office/word/2016/wordml/cid" xmlns:w16="http://schemas.microsoft.com/office/word/2018/wordml" xmlns:w16du="http://schemas.microsoft.com/office/word/2023/wordml/word16du" xmlns:w16sdtdh="http://schemas.microsoft.com/office/word/2020/wordml/sdtdatahash" xmlns:w16sdtfl="http://schemas.microsoft.com/office/word/2024/wordml/sdtformatlock" xmlns:w16se="http://schemas.microsoft.com/office/word/2015/wordml/symex" xmlns:wpg="http://schemas.microsoft.com/office/word/2010/wordprocessingGroup" xmlns:wpi="http://schemas.microsoft.com/office/word/2010/wordprocessingInk" xmlns:wne="http://schemas.microsoft.com/office/word/2006/wordml" xmlns:wps="http://schemas.microsoft.com/office/word/2010/wordprocessingShape" mc:Ignorable="w14 w15 w16se w16cid w16 w16cex w16sdtdh w16sdtfl w16du wp14">
   <w:tbl>
     <w:tblPr>
       <w:tblW w:w="5000" w:type="pct"/>
@@ -463,7 +613,7 @@
 </file>
 
 <file path=word/footer3.xml><?xml version="1.0" encoding="utf-8"?>
-<w:ftr xmlns:wpc="http://schemas.microsoft.com/office/word/2010/wordprocessingCanvas" xmlns:cx="http://schemas.microsoft.com/office/drawing/2014/chartex" xmlns:mc="http://schemas.openxmlformats.org/markup-compatibility/2006" xmlns:o="urn:schemas-microsoft-com:office:office" xmlns:r="http://schemas.openxmlformats.org/officeDocument/2006/relationships" xmlns:m="http://schemas.openxmlformats.org/officeDocument/2006/math" xmlns:v="urn:schemas-microsoft-com:vml" xmlns:wp14="http://schemas.microsoft.com/office/word/2010/wordprocessingDrawing" xmlns:wp="http://schemas.openxmlformats.org/drawingml/2006/wordprocessingDrawing" xmlns:w10="urn:schemas-microsoft-com:office:word" xmlns:w="http://schemas.openxmlformats.org/wordprocessingml/2006/main" xmlns:w14="http://schemas.microsoft.com/office/word/2010/wordml" xmlns:w15="http://schemas.microsoft.com/office/word/2012/wordml" xmlns:w16se="http://schemas.microsoft.com/office/word/2015/wordml/symex" xmlns:wpg="http://schemas.microsoft.com/office/word/2010/wordprocessingGroup" xmlns:wpi="http://schemas.microsoft.com/office/word/2010/wordprocessingInk" xmlns:wne="http://schemas.microsoft.com/office/word/2006/wordml" xmlns:wps="http://schemas.microsoft.com/office/word/2010/wordprocessingShape" mc:Ignorable="w14 w15 w16se wp14">
+<w:ftr xmlns:wpc="http://schemas.microsoft.com/office/word/2010/wordprocessingCanvas" xmlns:cx="http://schemas.microsoft.com/office/drawing/2014/chartex" xmlns:cx1="http://schemas.microsoft.com/office/drawing/2015/9/8/chartex" xmlns:cx2="http://schemas.microsoft.com/office/drawing/2015/10/21/chartex" xmlns:cx3="http://schemas.microsoft.com/office/drawing/2016/5/9/chartex" xmlns:cx4="http://schemas.microsoft.com/office/drawing/2016/5/10/chartex" xmlns:cx5="http://schemas.microsoft.com/office/drawing/2016/5/11/chartex" xmlns:cx6="http://schemas.microsoft.com/office/drawing/2016/5/12/chartex" xmlns:cx7="http://schemas.microsoft.com/office/drawing/2016/5/13/chartex" xmlns:cx8="http://schemas.microsoft.com/office/drawing/2016/5/14/chartex" xmlns:mc="http://schemas.openxmlformats.org/markup-compatibility/2006" xmlns:aink="http://schemas.microsoft.com/office/drawing/2016/ink" xmlns:am3d="http://schemas.microsoft.com/office/drawing/2017/model3d" xmlns:o="urn:schemas-microsoft-com:office:office" xmlns:oel="http://schemas.microsoft.com/office/2019/extlst" xmlns:r="http://schemas.openxmlformats.org/officeDocument/2006/relationships" xmlns:m="http://schemas.openxmlformats.org/officeDocument/2006/math" xmlns:v="urn:schemas-microsoft-com:vml" xmlns:wp14="http://schemas.microsoft.com/office/word/2010/wordprocessingDrawing" xmlns:wp="http://schemas.openxmlformats.org/drawingml/2006/wordprocessingDrawing" xmlns:w10="urn:schemas-microsoft-com:office:word" xmlns:w="http://schemas.openxmlformats.org/wordprocessingml/2006/main" xmlns:w14="http://schemas.microsoft.com/office/word/2010/wordml" xmlns:w15="http://schemas.microsoft.com/office/word/2012/wordml" xmlns:w16cex="http://schemas.microsoft.com/office/word/2018/wordml/cex" xmlns:w16cid="http://schemas.microsoft.com/office/word/2016/wordml/cid" xmlns:w16="http://schemas.microsoft.com/office/word/2018/wordml" xmlns:w16du="http://schemas.microsoft.com/office/word/2023/wordml/word16du" xmlns:w16sdtdh="http://schemas.microsoft.com/office/word/2020/wordml/sdtdatahash" xmlns:w16sdtfl="http://schemas.microsoft.com/office/word/2024/wordml/sdtformatlock" xmlns:w16se="http://schemas.microsoft.com/office/word/2015/wordml/symex" xmlns:wpg="http://schemas.microsoft.com/office/word/2010/wordprocessingGroup" xmlns:wpi="http://schemas.microsoft.com/office/word/2010/wordprocessingInk" xmlns:wne="http://schemas.microsoft.com/office/word/2006/wordml" xmlns:wps="http://schemas.microsoft.com/office/word/2010/wordprocessingShape" mc:Ignorable="w14 w15 w16se w16cid w16 w16cex w16sdtdh w16sdtfl w16du wp14">
   <w:p>
     <w:pPr>
       <w:pStyle w:val="Piedepgina"/>
@@ -473,7 +623,7 @@
 </file>
 
 <file path=word/footnotes.xml><?xml version="1.0" encoding="utf-8"?>
-<w:footnotes xmlns:wpc="http://schemas.microsoft.com/office/word/2010/wordprocessingCanvas" xmlns:cx="http://schemas.microsoft.com/office/drawing/2014/chartex" xmlns:mc="http://schemas.openxmlformats.org/markup-compatibility/2006" xmlns:o="urn:schemas-microsoft-com:office:office" xmlns:r="http://schemas.openxmlformats.org/officeDocument/2006/relationships" xmlns:m="http://schemas.openxmlformats.org/officeDocument/2006/math" xmlns:v="urn:schemas-microsoft-com:vml" xmlns:wp14="http://schemas.microsoft.com/office/word/2010/wordprocessingDrawing" xmlns:wp="http://schemas.openxmlformats.org/drawingml/2006/wordprocessingDrawing" xmlns:w10="urn:schemas-microsoft-com:office:word" xmlns:w="http://schemas.openxmlformats.org/wordprocessingml/2006/main" xmlns:w14="http://schemas.microsoft.com/office/word/2010/wordml" xmlns:w15="http://schemas.microsoft.com/office/word/2012/wordml" xmlns:w16se="http://schemas.microsoft.com/office/word/2015/wordml/symex" xmlns:wpg="http://schemas.microsoft.com/office/word/2010/wordprocessingGroup" xmlns:wpi="http://schemas.microsoft.com/office/word/2010/wordprocessingInk" xmlns:wne="http://schemas.microsoft.com/office/word/2006/wordml" xmlns:wps="http://schemas.microsoft.com/office/word/2010/wordprocessingShape" mc:Ignorable="w14 w15 w16se wp14">
+<w:footnotes xmlns:wpc="http://schemas.microsoft.com/office/word/2010/wordprocessingCanvas" xmlns:cx="http://schemas.microsoft.com/office/drawing/2014/chartex" xmlns:cx1="http://schemas.microsoft.com/office/drawing/2015/9/8/chartex" xmlns:cx2="http://schemas.microsoft.com/office/drawing/2015/10/21/chartex" xmlns:cx3="http://schemas.microsoft.com/office/drawing/2016/5/9/chartex" xmlns:cx4="http://schemas.microsoft.com/office/drawing/2016/5/10/chartex" xmlns:cx5="http://schemas.microsoft.com/office/drawing/2016/5/11/chartex" xmlns:cx6="http://schemas.microsoft.com/office/drawing/2016/5/12/chartex" xmlns:cx7="http://schemas.microsoft.com/office/drawing/2016/5/13/chartex" xmlns:cx8="http://schemas.microsoft.com/office/drawing/2016/5/14/chartex" xmlns:mc="http://schemas.openxmlformats.org/markup-compatibility/2006" xmlns:aink="http://schemas.microsoft.com/office/drawing/2016/ink" xmlns:am3d="http://schemas.microsoft.com/office/drawing/2017/model3d" xmlns:o="urn:schemas-microsoft-com:office:office" xmlns:oel="http://schemas.microsoft.com/office/2019/extlst" xmlns:r="http://schemas.openxmlformats.org/officeDocument/2006/relationships" xmlns:m="http://schemas.openxmlformats.org/officeDocument/2006/math" xmlns:v="urn:schemas-microsoft-com:vml" xmlns:wp14="http://schemas.microsoft.com/office/word/2010/wordprocessingDrawing" xmlns:wp="http://schemas.openxmlformats.org/drawingml/2006/wordprocessingDrawing" xmlns:w10="urn:schemas-microsoft-com:office:word" xmlns:w="http://schemas.openxmlformats.org/wordprocessingml/2006/main" xmlns:w14="http://schemas.microsoft.com/office/word/2010/wordml" xmlns:w15="http://schemas.microsoft.com/office/word/2012/wordml" xmlns:w16cex="http://schemas.microsoft.com/office/word/2018/wordml/cex" xmlns:w16cid="http://schemas.microsoft.com/office/word/2016/wordml/cid" xmlns:w16="http://schemas.microsoft.com/office/word/2018/wordml" xmlns:w16du="http://schemas.microsoft.com/office/word/2023/wordml/word16du" xmlns:w16sdtdh="http://schemas.microsoft.com/office/word/2020/wordml/sdtdatahash" xmlns:w16sdtfl="http://schemas.microsoft.com/office/word/2024/wordml/sdtformatlock" xmlns:w16se="http://schemas.microsoft.com/office/word/2015/wordml/symex" xmlns:wpg="http://schemas.microsoft.com/office/word/2010/wordprocessingGroup" xmlns:wpi="http://schemas.microsoft.com/office/word/2010/wordprocessingInk" xmlns:wne="http://schemas.microsoft.com/office/word/2006/wordml" xmlns:wps="http://schemas.microsoft.com/office/word/2010/wordprocessingShape" mc:Ignorable="w14 w15 w16se w16cid w16 w16cex w16sdtdh w16sdtfl w16du wp14">
   <w:footnote w:type="separator" w:id="-1">
     <w:p>
       <w:pPr>
@@ -498,7 +648,7 @@
 </file>
 
 <file path=word/header1.xml><?xml version="1.0" encoding="utf-8"?>
-<w:hdr xmlns:wpc="http://schemas.microsoft.com/office/word/2010/wordprocessingCanvas" xmlns:cx="http://schemas.microsoft.com/office/drawing/2014/chartex" xmlns:mc="http://schemas.openxmlformats.org/markup-compatibility/2006" xmlns:o="urn:schemas-microsoft-com:office:office" xmlns:r="http://schemas.openxmlformats.org/officeDocument/2006/relationships" xmlns:m="http://schemas.openxmlformats.org/officeDocument/2006/math" xmlns:v="urn:schemas-microsoft-com:vml" xmlns:wp14="http://schemas.microsoft.com/office/word/2010/wordprocessingDrawing" xmlns:wp="http://schemas.openxmlformats.org/drawingml/2006/wordprocessingDrawing" xmlns:w10="urn:schemas-microsoft-com:office:word" xmlns:w="http://schemas.openxmlformats.org/wordprocessingml/2006/main" xmlns:w14="http://schemas.microsoft.com/office/word/2010/wordml" xmlns:w15="http://schemas.microsoft.com/office/word/2012/wordml" xmlns:w16se="http://schemas.microsoft.com/office/word/2015/wordml/symex" xmlns:wpg="http://schemas.microsoft.com/office/word/2010/wordprocessingGroup" xmlns:wpi="http://schemas.microsoft.com/office/word/2010/wordprocessingInk" xmlns:wne="http://schemas.microsoft.com/office/word/2006/wordml" xmlns:wps="http://schemas.microsoft.com/office/word/2010/wordprocessingShape" mc:Ignorable="w14 w15 w16se wp14">
+<w:hdr xmlns:wpc="http://schemas.microsoft.com/office/word/2010/wordprocessingCanvas" xmlns:cx="http://schemas.microsoft.com/office/drawing/2014/chartex" xmlns:cx1="http://schemas.microsoft.com/office/drawing/2015/9/8/chartex" xmlns:cx2="http://schemas.microsoft.com/office/drawing/2015/10/21/chartex" xmlns:cx3="http://schemas.microsoft.com/office/drawing/2016/5/9/chartex" xmlns:cx4="http://schemas.microsoft.com/office/drawing/2016/5/10/chartex" xmlns:cx5="http://schemas.microsoft.com/office/drawing/2016/5/11/chartex" xmlns:cx6="http://schemas.microsoft.com/office/drawing/2016/5/12/chartex" xmlns:cx7="http://schemas.microsoft.com/office/drawing/2016/5/13/chartex" xmlns:cx8="http://schemas.microsoft.com/office/drawing/2016/5/14/chartex" xmlns:mc="http://schemas.openxmlformats.org/markup-compatibility/2006" xmlns:aink="http://schemas.microsoft.com/office/drawing/2016/ink" xmlns:am3d="http://schemas.microsoft.com/office/drawing/2017/model3d" xmlns:o="urn:schemas-microsoft-com:office:office" xmlns:oel="http://schemas.microsoft.com/office/2019/extlst" xmlns:r="http://schemas.openxmlformats.org/officeDocument/2006/relationships" xmlns:m="http://schemas.openxmlformats.org/officeDocument/2006/math" xmlns:v="urn:schemas-microsoft-com:vml" xmlns:wp14="http://schemas.microsoft.com/office/word/2010/wordprocessingDrawing" xmlns:wp="http://schemas.openxmlformats.org/drawingml/2006/wordprocessingDrawing" xmlns:w10="urn:schemas-microsoft-com:office:word" xmlns:w="http://schemas.openxmlformats.org/wordprocessingml/2006/main" xmlns:w14="http://schemas.microsoft.com/office/word/2010/wordml" xmlns:w15="http://schemas.microsoft.com/office/word/2012/wordml" xmlns:w16cex="http://schemas.microsoft.com/office/word/2018/wordml/cex" xmlns:w16cid="http://schemas.microsoft.com/office/word/2016/wordml/cid" xmlns:w16="http://schemas.microsoft.com/office/word/2018/wordml" xmlns:w16du="http://schemas.microsoft.com/office/word/2023/wordml/word16du" xmlns:w16sdtdh="http://schemas.microsoft.com/office/word/2020/wordml/sdtdatahash" xmlns:w16sdtfl="http://schemas.microsoft.com/office/word/2024/wordml/sdtformatlock" xmlns:w16se="http://schemas.microsoft.com/office/word/2015/wordml/symex" xmlns:wpg="http://schemas.microsoft.com/office/word/2010/wordprocessingGroup" xmlns:wpi="http://schemas.microsoft.com/office/word/2010/wordprocessingInk" xmlns:wne="http://schemas.microsoft.com/office/word/2006/wordml" xmlns:wps="http://schemas.microsoft.com/office/word/2010/wordprocessingShape" mc:Ignorable="w14 w15 w16se w16cid w16 w16cex w16sdtdh w16sdtfl w16du wp14">
   <w:p>
     <w:pPr>
       <w:pStyle w:val="Encabezado"/>
@@ -532,7 +682,7 @@
           </v:handles>
           <o:lock v:ext="edit" text="t" shapetype="t"/>
         </v:shapetype>
-        <v:shape id="PowerPlusWaterMarkObject1821893094" o:spid="_x0000_s2053" type="#_x0000_t136" style="position:absolute;margin-left:0;margin-top:0;width:311.5pt;height:311.5pt;rotation:315;z-index:-251655168;mso-position-horizontal:center;mso-position-horizontal-relative:margin;mso-position-vertical:center;mso-position-vertical-relative:margin" o:allowincell="f" fillcolor="silver" stroked="f">
+        <v:shape id="PowerPlusWaterMarkObject1821893094" o:spid="_x0000_s1029" type="#_x0000_t136" style="position:absolute;margin-left:0;margin-top:0;width:311.5pt;height:311.5pt;rotation:315;z-index:-251655168;mso-position-horizontal:center;mso-position-horizontal-relative:margin;mso-position-vertical:center;mso-position-vertical-relative:margin" o:allowincell="f" fillcolor="silver" stroked="f">
           <v:fill opacity=".5"/>
           <v:textpath style="font-family:&quot;Calibri&quot;;font-size:1pt" string="R T C"/>
           <w10:wrap anchorx="margin" anchory="margin"/>
@@ -544,7 +694,7 @@
 </file>
 
 <file path=word/header2.xml><?xml version="1.0" encoding="utf-8"?>
-<w:hdr xmlns:wpc="http://schemas.microsoft.com/office/word/2010/wordprocessingCanvas" xmlns:cx="http://schemas.microsoft.com/office/drawing/2014/chartex" xmlns:mc="http://schemas.openxmlformats.org/markup-compatibility/2006" xmlns:o="urn:schemas-microsoft-com:office:office" xmlns:r="http://schemas.openxmlformats.org/officeDocument/2006/relationships" xmlns:m="http://schemas.openxmlformats.org/officeDocument/2006/math" xmlns:v="urn:schemas-microsoft-com:vml" xmlns:wp14="http://schemas.microsoft.com/office/word/2010/wordprocessingDrawing" xmlns:wp="http://schemas.openxmlformats.org/drawingml/2006/wordprocessingDrawing" xmlns:w10="urn:schemas-microsoft-com:office:word" xmlns:w="http://schemas.openxmlformats.org/wordprocessingml/2006/main" xmlns:w14="http://schemas.microsoft.com/office/word/2010/wordml" xmlns:w15="http://schemas.microsoft.com/office/word/2012/wordml" xmlns:w16se="http://schemas.microsoft.com/office/word/2015/wordml/symex" xmlns:wpg="http://schemas.microsoft.com/office/word/2010/wordprocessingGroup" xmlns:wpi="http://schemas.microsoft.com/office/word/2010/wordprocessingInk" xmlns:wne="http://schemas.microsoft.com/office/word/2006/wordml" xmlns:wps="http://schemas.microsoft.com/office/word/2010/wordprocessingShape" mc:Ignorable="w14 w15 w16se wp14">
+<w:hdr xmlns:wpc="http://schemas.microsoft.com/office/word/2010/wordprocessingCanvas" xmlns:cx="http://schemas.microsoft.com/office/drawing/2014/chartex" xmlns:cx1="http://schemas.microsoft.com/office/drawing/2015/9/8/chartex" xmlns:cx2="http://schemas.microsoft.com/office/drawing/2015/10/21/chartex" xmlns:cx3="http://schemas.microsoft.com/office/drawing/2016/5/9/chartex" xmlns:cx4="http://schemas.microsoft.com/office/drawing/2016/5/10/chartex" xmlns:cx5="http://schemas.microsoft.com/office/drawing/2016/5/11/chartex" xmlns:cx6="http://schemas.microsoft.com/office/drawing/2016/5/12/chartex" xmlns:cx7="http://schemas.microsoft.com/office/drawing/2016/5/13/chartex" xmlns:cx8="http://schemas.microsoft.com/office/drawing/2016/5/14/chartex" xmlns:mc="http://schemas.openxmlformats.org/markup-compatibility/2006" xmlns:aink="http://schemas.microsoft.com/office/drawing/2016/ink" xmlns:am3d="http://schemas.microsoft.com/office/drawing/2017/model3d" xmlns:o="urn:schemas-microsoft-com:office:office" xmlns:oel="http://schemas.microsoft.com/office/2019/extlst" xmlns:r="http://schemas.openxmlformats.org/officeDocument/2006/relationships" xmlns:m="http://schemas.openxmlformats.org/officeDocument/2006/math" xmlns:v="urn:schemas-microsoft-com:vml" xmlns:wp14="http://schemas.microsoft.com/office/word/2010/wordprocessingDrawing" xmlns:wp="http://schemas.openxmlformats.org/drawingml/2006/wordprocessingDrawing" xmlns:w10="urn:schemas-microsoft-com:office:word" xmlns:w="http://schemas.openxmlformats.org/wordprocessingml/2006/main" xmlns:w14="http://schemas.microsoft.com/office/word/2010/wordml" xmlns:w15="http://schemas.microsoft.com/office/word/2012/wordml" xmlns:w16cex="http://schemas.microsoft.com/office/word/2018/wordml/cex" xmlns:w16cid="http://schemas.microsoft.com/office/word/2016/wordml/cid" xmlns:w16="http://schemas.microsoft.com/office/word/2018/wordml" xmlns:w16du="http://schemas.microsoft.com/office/word/2023/wordml/word16du" xmlns:w16sdtdh="http://schemas.microsoft.com/office/word/2020/wordml/sdtdatahash" xmlns:w16sdtfl="http://schemas.microsoft.com/office/word/2024/wordml/sdtformatlock" xmlns:w16se="http://schemas.microsoft.com/office/word/2015/wordml/symex" xmlns:wpg="http://schemas.microsoft.com/office/word/2010/wordprocessingGroup" xmlns:wpi="http://schemas.microsoft.com/office/word/2010/wordprocessingInk" xmlns:wne="http://schemas.microsoft.com/office/word/2006/wordml" xmlns:wps="http://schemas.microsoft.com/office/word/2010/wordprocessingShape" mc:Ignorable="w14 w15 w16se w16cid w16 w16cex w16sdtdh w16sdtfl w16du wp14">
   <w:tbl>
     <w:tblPr>
       <w:tblW w:w="5000" w:type="pct"/>
@@ -668,7 +818,7 @@
           </v:handles>
           <o:lock v:ext="edit" text="t" shapetype="t"/>
         </v:shapetype>
-        <v:shape id="PowerPlusWaterMarkObject1821893095" o:spid="_x0000_s2054" type="#_x0000_t136" style="position:absolute;margin-left:0;margin-top:0;width:311.5pt;height:311.5pt;rotation:315;z-index:-251653120;mso-position-horizontal:center;mso-position-horizontal-relative:margin;mso-position-vertical:center;mso-position-vertical-relative:margin" o:allowincell="f" fillcolor="silver" stroked="f">
+        <v:shape id="PowerPlusWaterMarkObject1821893095" o:spid="_x0000_s1030" type="#_x0000_t136" style="position:absolute;margin-left:0;margin-top:0;width:311.5pt;height:311.5pt;rotation:315;z-index:-251653120;mso-position-horizontal:center;mso-position-horizontal-relative:margin;mso-position-vertical:center;mso-position-vertical-relative:margin" o:allowincell="f" fillcolor="silver" stroked="f">
           <v:fill opacity=".5"/>
           <v:textpath style="font-family:&quot;Calibri&quot;;font-size:1pt" string="R T C"/>
           <w10:wrap anchorx="margin" anchory="margin"/>
@@ -680,7 +830,7 @@
 </file>
 
 <file path=word/header3.xml><?xml version="1.0" encoding="utf-8"?>
-<w:hdr xmlns:wpc="http://schemas.microsoft.com/office/word/2010/wordprocessingCanvas" xmlns:cx="http://schemas.microsoft.com/office/drawing/2014/chartex" xmlns:mc="http://schemas.openxmlformats.org/markup-compatibility/2006" xmlns:o="urn:schemas-microsoft-com:office:office" xmlns:r="http://schemas.openxmlformats.org/officeDocument/2006/relationships" xmlns:m="http://schemas.openxmlformats.org/officeDocument/2006/math" xmlns:v="urn:schemas-microsoft-com:vml" xmlns:wp14="http://schemas.microsoft.com/office/word/2010/wordprocessingDrawing" xmlns:wp="http://schemas.openxmlformats.org/drawingml/2006/wordprocessingDrawing" xmlns:w10="urn:schemas-microsoft-com:office:word" xmlns:w="http://schemas.openxmlformats.org/wordprocessingml/2006/main" xmlns:w14="http://schemas.microsoft.com/office/word/2010/wordml" xmlns:w15="http://schemas.microsoft.com/office/word/2012/wordml" xmlns:w16se="http://schemas.microsoft.com/office/word/2015/wordml/symex" xmlns:wpg="http://schemas.microsoft.com/office/word/2010/wordprocessingGroup" xmlns:wpi="http://schemas.microsoft.com/office/word/2010/wordprocessingInk" xmlns:wne="http://schemas.microsoft.com/office/word/2006/wordml" xmlns:wps="http://schemas.microsoft.com/office/word/2010/wordprocessingShape" mc:Ignorable="w14 w15 w16se wp14">
+<w:hdr xmlns:wpc="http://schemas.microsoft.com/office/word/2010/wordprocessingCanvas" xmlns:cx="http://schemas.microsoft.com/office/drawing/2014/chartex" xmlns:cx1="http://schemas.microsoft.com/office/drawing/2015/9/8/chartex" xmlns:cx2="http://schemas.microsoft.com/office/drawing/2015/10/21/chartex" xmlns:cx3="http://schemas.microsoft.com/office/drawing/2016/5/9/chartex" xmlns:cx4="http://schemas.microsoft.com/office/drawing/2016/5/10/chartex" xmlns:cx5="http://schemas.microsoft.com/office/drawing/2016/5/11/chartex" xmlns:cx6="http://schemas.microsoft.com/office/drawing/2016/5/12/chartex" xmlns:cx7="http://schemas.microsoft.com/office/drawing/2016/5/13/chartex" xmlns:cx8="http://schemas.microsoft.com/office/drawing/2016/5/14/chartex" xmlns:mc="http://schemas.openxmlformats.org/markup-compatibility/2006" xmlns:aink="http://schemas.microsoft.com/office/drawing/2016/ink" xmlns:am3d="http://schemas.microsoft.com/office/drawing/2017/model3d" xmlns:o="urn:schemas-microsoft-com:office:office" xmlns:oel="http://schemas.microsoft.com/office/2019/extlst" xmlns:r="http://schemas.openxmlformats.org/officeDocument/2006/relationships" xmlns:m="http://schemas.openxmlformats.org/officeDocument/2006/math" xmlns:v="urn:schemas-microsoft-com:vml" xmlns:wp14="http://schemas.microsoft.com/office/word/2010/wordprocessingDrawing" xmlns:wp="http://schemas.openxmlformats.org/drawingml/2006/wordprocessingDrawing" xmlns:w10="urn:schemas-microsoft-com:office:word" xmlns:w="http://schemas.openxmlformats.org/wordprocessingml/2006/main" xmlns:w14="http://schemas.microsoft.com/office/word/2010/wordml" xmlns:w15="http://schemas.microsoft.com/office/word/2012/wordml" xmlns:w16cex="http://schemas.microsoft.com/office/word/2018/wordml/cex" xmlns:w16cid="http://schemas.microsoft.com/office/word/2016/wordml/cid" xmlns:w16="http://schemas.microsoft.com/office/word/2018/wordml" xmlns:w16du="http://schemas.microsoft.com/office/word/2023/wordml/word16du" xmlns:w16sdtdh="http://schemas.microsoft.com/office/word/2020/wordml/sdtdatahash" xmlns:w16sdtfl="http://schemas.microsoft.com/office/word/2024/wordml/sdtformatlock" xmlns:w16se="http://schemas.microsoft.com/office/word/2015/wordml/symex" xmlns:wpg="http://schemas.microsoft.com/office/word/2010/wordprocessingGroup" xmlns:wpi="http://schemas.microsoft.com/office/word/2010/wordprocessingInk" xmlns:wne="http://schemas.microsoft.com/office/word/2006/wordml" xmlns:wps="http://schemas.microsoft.com/office/word/2010/wordprocessingShape" mc:Ignorable="w14 w15 w16se w16cid w16 w16cex w16sdtdh w16sdtfl w16du wp14">
   <w:p>
     <w:pPr>
       <w:pStyle w:val="Encabezado"/>
@@ -714,7 +864,7 @@
           </v:handles>
           <o:lock v:ext="edit" text="t" shapetype="t"/>
         </v:shapetype>
-        <v:shape id="PowerPlusWaterMarkObject1821893093" o:spid="_x0000_s2052" type="#_x0000_t136" style="position:absolute;margin-left:0;margin-top:0;width:311.5pt;height:311.5pt;rotation:315;z-index:-251657216;mso-position-horizontal:center;mso-position-horizontal-relative:margin;mso-position-vertical:center;mso-position-vertical-relative:margin" o:allowincell="f" fillcolor="silver" stroked="f">
+        <v:shape id="PowerPlusWaterMarkObject1821893093" o:spid="_x0000_s1028" type="#_x0000_t136" style="position:absolute;margin-left:0;margin-top:0;width:311.5pt;height:311.5pt;rotation:315;z-index:-251657216;mso-position-horizontal:center;mso-position-horizontal-relative:margin;mso-position-vertical:center;mso-position-vertical-relative:margin" o:allowincell="f" fillcolor="silver" stroked="f">
           <v:fill opacity=".5"/>
           <v:textpath style="font-family:&quot;Calibri&quot;;font-size:1pt" string="R T C"/>
           <w10:wrap anchorx="margin" anchory="margin"/>
@@ -725,8 +875,245 @@
 </w:hdr>
 </file>
 
+<file path=word/numbering.xml><?xml version="1.0" encoding="utf-8"?>
+<w:numbering xmlns:wpc="http://schemas.microsoft.com/office/word/2010/wordprocessingCanvas" xmlns:cx="http://schemas.microsoft.com/office/drawing/2014/chartex" xmlns:cx1="http://schemas.microsoft.com/office/drawing/2015/9/8/chartex" xmlns:cx2="http://schemas.microsoft.com/office/drawing/2015/10/21/chartex" xmlns:cx3="http://schemas.microsoft.com/office/drawing/2016/5/9/chartex" xmlns:cx4="http://schemas.microsoft.com/office/drawing/2016/5/10/chartex" xmlns:cx5="http://schemas.microsoft.com/office/drawing/2016/5/11/chartex" xmlns:cx6="http://schemas.microsoft.com/office/drawing/2016/5/12/chartex" xmlns:cx7="http://schemas.microsoft.com/office/drawing/2016/5/13/chartex" xmlns:cx8="http://schemas.microsoft.com/office/drawing/2016/5/14/chartex" xmlns:mc="http://schemas.openxmlformats.org/markup-compatibility/2006" xmlns:aink="http://schemas.microsoft.com/office/drawing/2016/ink" xmlns:am3d="http://schemas.microsoft.com/office/drawing/2017/model3d" xmlns:o="urn:schemas-microsoft-com:office:office" xmlns:oel="http://schemas.microsoft.com/office/2019/extlst" xmlns:r="http://schemas.openxmlformats.org/officeDocument/2006/relationships" xmlns:m="http://schemas.openxmlformats.org/officeDocument/2006/math" xmlns:v="urn:schemas-microsoft-com:vml" xmlns:wp14="http://schemas.microsoft.com/office/word/2010/wordprocessingDrawing" xmlns:wp="http://schemas.openxmlformats.org/drawingml/2006/wordprocessingDrawing" xmlns:w10="urn:schemas-microsoft-com:office:word" xmlns:w="http://schemas.openxmlformats.org/wordprocessingml/2006/main" xmlns:w14="http://schemas.microsoft.com/office/word/2010/wordml" xmlns:w15="http://schemas.microsoft.com/office/word/2012/wordml" xmlns:w16cex="http://schemas.microsoft.com/office/word/2018/wordml/cex" xmlns:w16cid="http://schemas.microsoft.com/office/word/2016/wordml/cid" xmlns:w16="http://schemas.microsoft.com/office/word/2018/wordml" xmlns:w16du="http://schemas.microsoft.com/office/word/2023/wordml/word16du" xmlns:w16sdtdh="http://schemas.microsoft.com/office/word/2020/wordml/sdtdatahash" xmlns:w16sdtfl="http://schemas.microsoft.com/office/word/2024/wordml/sdtformatlock" xmlns:w16se="http://schemas.microsoft.com/office/word/2015/wordml/symex" xmlns:wpg="http://schemas.microsoft.com/office/word/2010/wordprocessingGroup" xmlns:wpi="http://schemas.microsoft.com/office/word/2010/wordprocessingInk" xmlns:wne="http://schemas.microsoft.com/office/word/2006/wordml" xmlns:wps="http://schemas.microsoft.com/office/word/2010/wordprocessingShape" mc:Ignorable="w14 w15 w16se w16cid w16 w16cex w16sdtdh w16sdtfl w16du wp14">
+  <w:abstractNum w:abstractNumId="0" w15:restartNumberingAfterBreak="0">
+    <w:nsid w:val="285E52AF"/>
+    <w:multiLevelType w:val="hybridMultilevel"/>
+    <w:tmpl w:val="70EA51CC"/>
+    <w:lvl w:ilvl="0" w:tplc="080A0001">
+      <w:start w:val="1"/>
+      <w:numFmt w:val="bullet"/>
+      <w:lvlText w:val=""/>
+      <w:lvlJc w:val="left"/>
+      <w:pPr>
+        <w:ind w:left="720" w:hanging="360"/>
+      </w:pPr>
+      <w:rPr>
+        <w:rFonts w:ascii="Symbol" w:hAnsi="Symbol" w:hint="default"/>
+      </w:rPr>
+    </w:lvl>
+    <w:lvl w:ilvl="1" w:tplc="080A0003" w:tentative="1">
+      <w:start w:val="1"/>
+      <w:numFmt w:val="bullet"/>
+      <w:lvlText w:val="o"/>
+      <w:lvlJc w:val="left"/>
+      <w:pPr>
+        <w:ind w:left="1440" w:hanging="360"/>
+      </w:pPr>
+      <w:rPr>
+        <w:rFonts w:ascii="Courier New" w:hAnsi="Courier New" w:cs="Courier New" w:hint="default"/>
+      </w:rPr>
+    </w:lvl>
+    <w:lvl w:ilvl="2" w:tplc="080A0005" w:tentative="1">
+      <w:start w:val="1"/>
+      <w:numFmt w:val="bullet"/>
+      <w:lvlText w:val=""/>
+      <w:lvlJc w:val="left"/>
+      <w:pPr>
+        <w:ind w:left="2160" w:hanging="360"/>
+      </w:pPr>
+      <w:rPr>
+        <w:rFonts w:ascii="Wingdings" w:hAnsi="Wingdings" w:hint="default"/>
+      </w:rPr>
+    </w:lvl>
+    <w:lvl w:ilvl="3" w:tplc="080A0001" w:tentative="1">
+      <w:start w:val="1"/>
+      <w:numFmt w:val="bullet"/>
+      <w:lvlText w:val=""/>
+      <w:lvlJc w:val="left"/>
+      <w:pPr>
+        <w:ind w:left="2880" w:hanging="360"/>
+      </w:pPr>
+      <w:rPr>
+        <w:rFonts w:ascii="Symbol" w:hAnsi="Symbol" w:hint="default"/>
+      </w:rPr>
+    </w:lvl>
+    <w:lvl w:ilvl="4" w:tplc="080A0003" w:tentative="1">
+      <w:start w:val="1"/>
+      <w:numFmt w:val="bullet"/>
+      <w:lvlText w:val="o"/>
+      <w:lvlJc w:val="left"/>
+      <w:pPr>
+        <w:ind w:left="3600" w:hanging="360"/>
+      </w:pPr>
+      <w:rPr>
+        <w:rFonts w:ascii="Courier New" w:hAnsi="Courier New" w:cs="Courier New" w:hint="default"/>
+      </w:rPr>
+    </w:lvl>
+    <w:lvl w:ilvl="5" w:tplc="080A0005" w:tentative="1">
+      <w:start w:val="1"/>
+      <w:numFmt w:val="bullet"/>
+      <w:lvlText w:val=""/>
+      <w:lvlJc w:val="left"/>
+      <w:pPr>
+        <w:ind w:left="4320" w:hanging="360"/>
+      </w:pPr>
+      <w:rPr>
+        <w:rFonts w:ascii="Wingdings" w:hAnsi="Wingdings" w:hint="default"/>
+      </w:rPr>
+    </w:lvl>
+    <w:lvl w:ilvl="6" w:tplc="080A0001" w:tentative="1">
+      <w:start w:val="1"/>
+      <w:numFmt w:val="bullet"/>
+      <w:lvlText w:val=""/>
+      <w:lvlJc w:val="left"/>
+      <w:pPr>
+        <w:ind w:left="5040" w:hanging="360"/>
+      </w:pPr>
+      <w:rPr>
+        <w:rFonts w:ascii="Symbol" w:hAnsi="Symbol" w:hint="default"/>
+      </w:rPr>
+    </w:lvl>
+    <w:lvl w:ilvl="7" w:tplc="080A0003" w:tentative="1">
+      <w:start w:val="1"/>
+      <w:numFmt w:val="bullet"/>
+      <w:lvlText w:val="o"/>
+      <w:lvlJc w:val="left"/>
+      <w:pPr>
+        <w:ind w:left="5760" w:hanging="360"/>
+      </w:pPr>
+      <w:rPr>
+        <w:rFonts w:ascii="Courier New" w:hAnsi="Courier New" w:cs="Courier New" w:hint="default"/>
+      </w:rPr>
+    </w:lvl>
+    <w:lvl w:ilvl="8" w:tplc="080A0005" w:tentative="1">
+      <w:start w:val="1"/>
+      <w:numFmt w:val="bullet"/>
+      <w:lvlText w:val=""/>
+      <w:lvlJc w:val="left"/>
+      <w:pPr>
+        <w:ind w:left="6480" w:hanging="360"/>
+      </w:pPr>
+      <w:rPr>
+        <w:rFonts w:ascii="Wingdings" w:hAnsi="Wingdings" w:hint="default"/>
+      </w:rPr>
+    </w:lvl>
+  </w:abstractNum>
+  <w:abstractNum w:abstractNumId="1" w15:restartNumberingAfterBreak="0">
+    <w:nsid w:val="7DBD0B0E"/>
+    <w:multiLevelType w:val="hybridMultilevel"/>
+    <w:tmpl w:val="92928CE6"/>
+    <w:lvl w:ilvl="0" w:tplc="080A0001">
+      <w:start w:val="1"/>
+      <w:numFmt w:val="bullet"/>
+      <w:lvlText w:val=""/>
+      <w:lvlJc w:val="left"/>
+      <w:pPr>
+        <w:ind w:left="720" w:hanging="360"/>
+      </w:pPr>
+      <w:rPr>
+        <w:rFonts w:ascii="Symbol" w:hAnsi="Symbol" w:hint="default"/>
+      </w:rPr>
+    </w:lvl>
+    <w:lvl w:ilvl="1" w:tplc="080A0003" w:tentative="1">
+      <w:start w:val="1"/>
+      <w:numFmt w:val="bullet"/>
+      <w:lvlText w:val="o"/>
+      <w:lvlJc w:val="left"/>
+      <w:pPr>
+        <w:ind w:left="1440" w:hanging="360"/>
+      </w:pPr>
+      <w:rPr>
+        <w:rFonts w:ascii="Courier New" w:hAnsi="Courier New" w:cs="Courier New" w:hint="default"/>
+      </w:rPr>
+    </w:lvl>
+    <w:lvl w:ilvl="2" w:tplc="080A0005" w:tentative="1">
+      <w:start w:val="1"/>
+      <w:numFmt w:val="bullet"/>
+      <w:lvlText w:val=""/>
+      <w:lvlJc w:val="left"/>
+      <w:pPr>
+        <w:ind w:left="2160" w:hanging="360"/>
+      </w:pPr>
+      <w:rPr>
+        <w:rFonts w:ascii="Wingdings" w:hAnsi="Wingdings" w:hint="default"/>
+      </w:rPr>
+    </w:lvl>
+    <w:lvl w:ilvl="3" w:tplc="080A0001" w:tentative="1">
+      <w:start w:val="1"/>
+      <w:numFmt w:val="bullet"/>
+      <w:lvlText w:val=""/>
+      <w:lvlJc w:val="left"/>
+      <w:pPr>
+        <w:ind w:left="2880" w:hanging="360"/>
+      </w:pPr>
+      <w:rPr>
+        <w:rFonts w:ascii="Symbol" w:hAnsi="Symbol" w:hint="default"/>
+      </w:rPr>
+    </w:lvl>
+    <w:lvl w:ilvl="4" w:tplc="080A0003" w:tentative="1">
+      <w:start w:val="1"/>
+      <w:numFmt w:val="bullet"/>
+      <w:lvlText w:val="o"/>
+      <w:lvlJc w:val="left"/>
+      <w:pPr>
+        <w:ind w:left="3600" w:hanging="360"/>
+      </w:pPr>
+      <w:rPr>
+        <w:rFonts w:ascii="Courier New" w:hAnsi="Courier New" w:cs="Courier New" w:hint="default"/>
+      </w:rPr>
+    </w:lvl>
+    <w:lvl w:ilvl="5" w:tplc="080A0005" w:tentative="1">
+      <w:start w:val="1"/>
+      <w:numFmt w:val="bullet"/>
+      <w:lvlText w:val=""/>
+      <w:lvlJc w:val="left"/>
+      <w:pPr>
+        <w:ind w:left="4320" w:hanging="360"/>
+      </w:pPr>
+      <w:rPr>
+        <w:rFonts w:ascii="Wingdings" w:hAnsi="Wingdings" w:hint="default"/>
+      </w:rPr>
+    </w:lvl>
+    <w:lvl w:ilvl="6" w:tplc="080A0001" w:tentative="1">
+      <w:start w:val="1"/>
+      <w:numFmt w:val="bullet"/>
+      <w:lvlText w:val=""/>
+      <w:lvlJc w:val="left"/>
+      <w:pPr>
+        <w:ind w:left="5040" w:hanging="360"/>
+      </w:pPr>
+      <w:rPr>
+        <w:rFonts w:ascii="Symbol" w:hAnsi="Symbol" w:hint="default"/>
+      </w:rPr>
+    </w:lvl>
+    <w:lvl w:ilvl="7" w:tplc="080A0003" w:tentative="1">
+      <w:start w:val="1"/>
+      <w:numFmt w:val="bullet"/>
+      <w:lvlText w:val="o"/>
+      <w:lvlJc w:val="left"/>
+      <w:pPr>
+        <w:ind w:left="5760" w:hanging="360"/>
+      </w:pPr>
+      <w:rPr>
+        <w:rFonts w:ascii="Courier New" w:hAnsi="Courier New" w:cs="Courier New" w:hint="default"/>
+      </w:rPr>
+    </w:lvl>
+    <w:lvl w:ilvl="8" w:tplc="080A0005" w:tentative="1">
+      <w:start w:val="1"/>
+      <w:numFmt w:val="bullet"/>
+      <w:lvlText w:val=""/>
+      <w:lvlJc w:val="left"/>
+      <w:pPr>
+        <w:ind w:left="6480" w:hanging="360"/>
+      </w:pPr>
+      <w:rPr>
+        <w:rFonts w:ascii="Wingdings" w:hAnsi="Wingdings" w:hint="default"/>
+      </w:rPr>
+    </w:lvl>
+  </w:abstractNum>
+  <w:num w:numId="1" w16cid:durableId="2140561505">
+    <w:abstractNumId w:val="0"/>
+  </w:num>
+  <w:num w:numId="2" w16cid:durableId="313873973">
+    <w:abstractNumId w:val="1"/>
+  </w:num>
+</w:numbering>
+</file>
+
 <file path=word/styles.xml><?xml version="1.0" encoding="utf-8"?>
-<w:styles xmlns:mc="http://schemas.openxmlformats.org/markup-compatibility/2006" xmlns:r="http://schemas.openxmlformats.org/officeDocument/2006/relationships" xmlns:w="http://schemas.openxmlformats.org/wordprocessingml/2006/main" xmlns:w14="http://schemas.microsoft.com/office/word/2010/wordml" xmlns:w15="http://schemas.microsoft.com/office/word/2012/wordml" xmlns:w16se="http://schemas.microsoft.com/office/word/2015/wordml/symex" mc:Ignorable="w14 w15 w16se">
+<w:styles xmlns:mc="http://schemas.openxmlformats.org/markup-compatibility/2006" xmlns:r="http://schemas.openxmlformats.org/officeDocument/2006/relationships" xmlns:w="http://schemas.openxmlformats.org/wordprocessingml/2006/main" xmlns:w14="http://schemas.microsoft.com/office/word/2010/wordml" xmlns:w15="http://schemas.microsoft.com/office/word/2012/wordml" xmlns:w16cex="http://schemas.microsoft.com/office/word/2018/wordml/cex" xmlns:w16cid="http://schemas.microsoft.com/office/word/2016/wordml/cid" xmlns:w16="http://schemas.microsoft.com/office/word/2018/wordml" xmlns:w16du="http://schemas.microsoft.com/office/word/2023/wordml/word16du" xmlns:w16sdtdh="http://schemas.microsoft.com/office/word/2020/wordml/sdtdatahash" xmlns:w16sdtfl="http://schemas.microsoft.com/office/word/2024/wordml/sdtformatlock" xmlns:w16se="http://schemas.microsoft.com/office/word/2015/wordml/symex" mc:Ignorable="w14 w15 w16se w16cid w16 w16cex w16sdtdh w16sdtfl w16du">
   <w:docDefaults>
     <w:rPrDefault>
       <w:rPr>
@@ -742,7 +1129,7 @@
       </w:pPr>
     </w:pPrDefault>
   </w:docDefaults>
-  <w:latentStyles w:defLockedState="0" w:defUIPriority="99" w:defSemiHidden="0" w:defUnhideWhenUsed="0" w:defQFormat="0" w:count="371">
+  <w:latentStyles w:defLockedState="0" w:defUIPriority="99" w:defSemiHidden="0" w:defUnhideWhenUsed="0" w:defQFormat="0" w:count="376">
     <w:lsdException w:name="Normal" w:uiPriority="0" w:qFormat="1"/>
     <w:lsdException w:name="heading 1" w:uiPriority="9" w:qFormat="1"/>
     <w:lsdException w:name="heading 2" w:semiHidden="1" w:uiPriority="9" w:unhideWhenUsed="1" w:qFormat="1"/>
@@ -1114,6 +1501,11 @@
     <w:lsdException w:name="List Table 5 Dark Accent 6" w:uiPriority="50"/>
     <w:lsdException w:name="List Table 6 Colorful Accent 6" w:uiPriority="51"/>
     <w:lsdException w:name="List Table 7 Colorful Accent 6" w:uiPriority="52"/>
+    <w:lsdException w:name="Mention" w:semiHidden="1" w:unhideWhenUsed="1"/>
+    <w:lsdException w:name="Smart Hyperlink" w:semiHidden="1" w:unhideWhenUsed="1"/>
+    <w:lsdException w:name="Hashtag" w:semiHidden="1" w:unhideWhenUsed="1"/>
+    <w:lsdException w:name="Unresolved Mention" w:semiHidden="1" w:unhideWhenUsed="1"/>
+    <w:lsdException w:name="Smart Link" w:semiHidden="1" w:unhideWhenUsed="1"/>
   </w:latentStyles>
   <w:style w:type="paragraph" w:default="1" w:styleId="Normal">
     <w:name w:val="Normal"/>
@@ -1563,7 +1955,7 @@
       <w:szCs w:val="24"/>
     </w:rPr>
   </w:style>
-  <w:style w:type="character" w:styleId="Textoennegrita">
+  <w:style w:type="character" w:styleId="Fuerte">
     <w:name w:val="Strong"/>
     <w:basedOn w:val="Fuentedeprrafopredeter"/>
     <w:uiPriority w:val="22"/>
@@ -1820,11 +2212,22 @@
     <w:uiPriority w:val="99"/>
     <w:rsid w:val="008D6BF3"/>
   </w:style>
+  <w:style w:type="paragraph" w:styleId="Prrafodelista">
+    <w:name w:val="List Paragraph"/>
+    <w:basedOn w:val="Normal"/>
+    <w:uiPriority w:val="34"/>
+    <w:qFormat/>
+    <w:rsid w:val="00E51656"/>
+    <w:pPr>
+      <w:ind w:left="720"/>
+      <w:contextualSpacing/>
+    </w:pPr>
+  </w:style>
 </w:styles>
 </file>
 
 <file path=word/glossary/document.xml><?xml version="1.0" encoding="utf-8"?>
-<w:glossaryDocument xmlns:wpc="http://schemas.microsoft.com/office/word/2010/wordprocessingCanvas" xmlns:cx="http://schemas.microsoft.com/office/drawing/2014/chartex" xmlns:mc="http://schemas.openxmlformats.org/markup-compatibility/2006" xmlns:o="urn:schemas-microsoft-com:office:office" xmlns:r="http://schemas.openxmlformats.org/officeDocument/2006/relationships" xmlns:m="http://schemas.openxmlformats.org/officeDocument/2006/math" xmlns:v="urn:schemas-microsoft-com:vml" xmlns:wp14="http://schemas.microsoft.com/office/word/2010/wordprocessingDrawing" xmlns:wp="http://schemas.openxmlformats.org/drawingml/2006/wordprocessingDrawing" xmlns:w10="urn:schemas-microsoft-com:office:word" xmlns:w="http://schemas.openxmlformats.org/wordprocessingml/2006/main" xmlns:w14="http://schemas.microsoft.com/office/word/2010/wordml" xmlns:w15="http://schemas.microsoft.com/office/word/2012/wordml" xmlns:w16se="http://schemas.microsoft.com/office/word/2015/wordml/symex" xmlns:wpg="http://schemas.microsoft.com/office/word/2010/wordprocessingGroup" xmlns:wpi="http://schemas.microsoft.com/office/word/2010/wordprocessingInk" xmlns:wne="http://schemas.microsoft.com/office/word/2006/wordml" xmlns:wps="http://schemas.microsoft.com/office/word/2010/wordprocessingShape" mc:Ignorable="w14 w15 w16se wp14">
+<w:glossaryDocument xmlns:wpc="http://schemas.microsoft.com/office/word/2010/wordprocessingCanvas" xmlns:cx="http://schemas.microsoft.com/office/drawing/2014/chartex" xmlns:cx1="http://schemas.microsoft.com/office/drawing/2015/9/8/chartex" xmlns:cx2="http://schemas.microsoft.com/office/drawing/2015/10/21/chartex" xmlns:cx3="http://schemas.microsoft.com/office/drawing/2016/5/9/chartex" xmlns:cx4="http://schemas.microsoft.com/office/drawing/2016/5/10/chartex" xmlns:cx5="http://schemas.microsoft.com/office/drawing/2016/5/11/chartex" xmlns:cx6="http://schemas.microsoft.com/office/drawing/2016/5/12/chartex" xmlns:cx7="http://schemas.microsoft.com/office/drawing/2016/5/13/chartex" xmlns:cx8="http://schemas.microsoft.com/office/drawing/2016/5/14/chartex" xmlns:mc="http://schemas.openxmlformats.org/markup-compatibility/2006" xmlns:aink="http://schemas.microsoft.com/office/drawing/2016/ink" xmlns:am3d="http://schemas.microsoft.com/office/drawing/2017/model3d" xmlns:o="urn:schemas-microsoft-com:office:office" xmlns:oel="http://schemas.microsoft.com/office/2019/extlst" xmlns:r="http://schemas.openxmlformats.org/officeDocument/2006/relationships" xmlns:m="http://schemas.openxmlformats.org/officeDocument/2006/math" xmlns:v="urn:schemas-microsoft-com:vml" xmlns:wp14="http://schemas.microsoft.com/office/word/2010/wordprocessingDrawing" xmlns:wp="http://schemas.openxmlformats.org/drawingml/2006/wordprocessingDrawing" xmlns:w10="urn:schemas-microsoft-com:office:word" xmlns:w="http://schemas.openxmlformats.org/wordprocessingml/2006/main" xmlns:w14="http://schemas.microsoft.com/office/word/2010/wordml" xmlns:w15="http://schemas.microsoft.com/office/word/2012/wordml" xmlns:w16cex="http://schemas.microsoft.com/office/word/2018/wordml/cex" xmlns:w16cid="http://schemas.microsoft.com/office/word/2016/wordml/cid" xmlns:w16="http://schemas.microsoft.com/office/word/2018/wordml" xmlns:w16du="http://schemas.microsoft.com/office/word/2023/wordml/word16du" xmlns:w16sdtdh="http://schemas.microsoft.com/office/word/2020/wordml/sdtdatahash" xmlns:w16sdtfl="http://schemas.microsoft.com/office/word/2024/wordml/sdtformatlock" xmlns:w16se="http://schemas.microsoft.com/office/word/2015/wordml/symex" xmlns:wpg="http://schemas.microsoft.com/office/word/2010/wordprocessingGroup" xmlns:wpi="http://schemas.microsoft.com/office/word/2010/wordprocessingInk" xmlns:wne="http://schemas.microsoft.com/office/word/2006/wordml" xmlns:wps="http://schemas.microsoft.com/office/word/2010/wordprocessingShape" mc:Ignorable="w14 w15 w16se w16cid w16 w16cex w16sdtdh w16sdtfl w16du wp14">
   <w:docParts>
     <w:docPart>
       <w:docPartPr>
@@ -1893,13 +2296,13 @@
 </file>
 
 <file path=word/glossary/fontTable.xml><?xml version="1.0" encoding="utf-8"?>
-<w:fonts xmlns:mc="http://schemas.openxmlformats.org/markup-compatibility/2006" xmlns:r="http://schemas.openxmlformats.org/officeDocument/2006/relationships" xmlns:w="http://schemas.openxmlformats.org/wordprocessingml/2006/main" xmlns:w14="http://schemas.microsoft.com/office/word/2010/wordml" xmlns:w15="http://schemas.microsoft.com/office/word/2012/wordml" xmlns:w16se="http://schemas.microsoft.com/office/word/2015/wordml/symex" mc:Ignorable="w14 w15 w16se">
-  <w:font w:name="Calibri">
-    <w:panose1 w:val="020F0502020204030204"/>
-    <w:charset w:val="00"/>
-    <w:family w:val="swiss"/>
+<w:fonts xmlns:mc="http://schemas.openxmlformats.org/markup-compatibility/2006" xmlns:r="http://schemas.openxmlformats.org/officeDocument/2006/relationships" xmlns:w="http://schemas.openxmlformats.org/wordprocessingml/2006/main" xmlns:w14="http://schemas.microsoft.com/office/word/2010/wordml" xmlns:w15="http://schemas.microsoft.com/office/word/2012/wordml" xmlns:w16cex="http://schemas.microsoft.com/office/word/2018/wordml/cex" xmlns:w16cid="http://schemas.microsoft.com/office/word/2016/wordml/cid" xmlns:w16="http://schemas.microsoft.com/office/word/2018/wordml" xmlns:w16du="http://schemas.microsoft.com/office/word/2023/wordml/word16du" xmlns:w16sdtdh="http://schemas.microsoft.com/office/word/2020/wordml/sdtdatahash" xmlns:w16sdtfl="http://schemas.microsoft.com/office/word/2024/wordml/sdtformatlock" xmlns:w16se="http://schemas.microsoft.com/office/word/2015/wordml/symex" mc:Ignorable="w14 w15 w16se w16cid w16 w16cex w16sdtdh w16sdtfl w16du">
+  <w:font w:name="Symbol">
+    <w:panose1 w:val="05050102010706020507"/>
+    <w:charset w:val="02"/>
+    <w:family w:val="roman"/>
     <w:pitch w:val="variable"/>
-    <w:sig w:usb0="E4002EFF" w:usb1="C000247B" w:usb2="00000009" w:usb3="00000000" w:csb0="000001FF" w:csb1="00000000"/>
+    <w:sig w:usb0="00000000" w:usb1="10000000" w:usb2="00000000" w:usb3="00000000" w:csb0="80000000" w:csb1="00000000"/>
   </w:font>
   <w:font w:name="Times New Roman">
     <w:panose1 w:val="02020603050405020304"/>
@@ -1907,6 +2310,27 @@
     <w:family w:val="roman"/>
     <w:pitch w:val="variable"/>
     <w:sig w:usb0="E0002EFF" w:usb1="C000785B" w:usb2="00000009" w:usb3="00000000" w:csb0="000001FF" w:csb1="00000000"/>
+  </w:font>
+  <w:font w:name="Courier New">
+    <w:panose1 w:val="02070309020205020404"/>
+    <w:charset w:val="00"/>
+    <w:family w:val="modern"/>
+    <w:pitch w:val="fixed"/>
+    <w:sig w:usb0="E0002EFF" w:usb1="C0007843" w:usb2="00000009" w:usb3="00000000" w:csb0="000001FF" w:csb1="00000000"/>
+  </w:font>
+  <w:font w:name="Wingdings">
+    <w:panose1 w:val="05000000000000000000"/>
+    <w:charset w:val="02"/>
+    <w:family w:val="auto"/>
+    <w:pitch w:val="variable"/>
+    <w:sig w:usb0="00000000" w:usb1="10000000" w:usb2="00000000" w:usb3="00000000" w:csb0="80000000" w:csb1="00000000"/>
+  </w:font>
+  <w:font w:name="Calibri">
+    <w:panose1 w:val="020F0502020204030204"/>
+    <w:charset w:val="00"/>
+    <w:family w:val="swiss"/>
+    <w:pitch w:val="variable"/>
+    <w:sig w:usb0="E4002EFF" w:usb1="C000247B" w:usb2="00000009" w:usb3="00000000" w:csb0="000001FF" w:csb1="00000000"/>
   </w:font>
   <w:font w:name="Calibri Light">
     <w:panose1 w:val="020F0302020204030204"/>
@@ -1919,7 +2343,7 @@
 </file>
 
 <file path=word/glossary/settings.xml><?xml version="1.0" encoding="utf-8"?>
-<w:settings xmlns:mc="http://schemas.openxmlformats.org/markup-compatibility/2006" xmlns:o="urn:schemas-microsoft-com:office:office" xmlns:r="http://schemas.openxmlformats.org/officeDocument/2006/relationships" xmlns:m="http://schemas.openxmlformats.org/officeDocument/2006/math" xmlns:v="urn:schemas-microsoft-com:vml" xmlns:w10="urn:schemas-microsoft-com:office:word" xmlns:w="http://schemas.openxmlformats.org/wordprocessingml/2006/main" xmlns:w14="http://schemas.microsoft.com/office/word/2010/wordml" xmlns:w15="http://schemas.microsoft.com/office/word/2012/wordml" xmlns:w16se="http://schemas.microsoft.com/office/word/2015/wordml/symex" xmlns:sl="http://schemas.openxmlformats.org/schemaLibrary/2006/main" mc:Ignorable="w14 w15 w16se">
+<w:settings xmlns:mc="http://schemas.openxmlformats.org/markup-compatibility/2006" xmlns:o="urn:schemas-microsoft-com:office:office" xmlns:r="http://schemas.openxmlformats.org/officeDocument/2006/relationships" xmlns:m="http://schemas.openxmlformats.org/officeDocument/2006/math" xmlns:v="urn:schemas-microsoft-com:vml" xmlns:w10="urn:schemas-microsoft-com:office:word" xmlns:w="http://schemas.openxmlformats.org/wordprocessingml/2006/main" xmlns:w14="http://schemas.microsoft.com/office/word/2010/wordml" xmlns:w15="http://schemas.microsoft.com/office/word/2012/wordml" xmlns:w16cex="http://schemas.microsoft.com/office/word/2018/wordml/cex" xmlns:w16cid="http://schemas.microsoft.com/office/word/2016/wordml/cid" xmlns:w16="http://schemas.microsoft.com/office/word/2018/wordml" xmlns:w16du="http://schemas.microsoft.com/office/word/2023/wordml/word16du" xmlns:w16sdtdh="http://schemas.microsoft.com/office/word/2020/wordml/sdtdatahash" xmlns:w16sdtfl="http://schemas.microsoft.com/office/word/2024/wordml/sdtformatlock" xmlns:w16se="http://schemas.microsoft.com/office/word/2015/wordml/symex" xmlns:sl="http://schemas.openxmlformats.org/schemaLibrary/2006/main" mc:Ignorable="w14 w15 w16se w16cid w16 w16cex w16sdtdh w16sdtfl w16du">
   <w:view w:val="normal"/>
   <w:defaultTabStop w:val="708"/>
   <w:hyphenationZone w:val="425"/>
@@ -1931,11 +2355,16 @@
     <w:compatSetting w:name="enableOpenTypeFeatures" w:uri="http://schemas.microsoft.com/office/word" w:val="1"/>
     <w:compatSetting w:name="doNotFlipMirrorIndents" w:uri="http://schemas.microsoft.com/office/word" w:val="1"/>
     <w:compatSetting w:name="differentiateMultirowTableHeaders" w:uri="http://schemas.microsoft.com/office/word" w:val="1"/>
+    <w:compatSetting w:name="useWord2013TrackBottomHyphenation" w:uri="http://schemas.microsoft.com/office/word" w:val="1"/>
   </w:compat>
   <w:rsids>
     <w:rsidRoot w:val="006B5540"/>
+    <w:rsid w:val="00374C8D"/>
     <w:rsid w:val="006313B4"/>
     <w:rsid w:val="006B5540"/>
+    <w:rsid w:val="007944B4"/>
+    <w:rsid w:val="00832336"/>
+    <w:rsid w:val="00E06A10"/>
   </w:rsids>
   <m:mathPr>
     <m:mathFont m:val="Cambria Math"/>
@@ -1959,7 +2388,7 @@
 </file>
 
 <file path=word/glossary/styles.xml><?xml version="1.0" encoding="utf-8"?>
-<w:styles xmlns:mc="http://schemas.openxmlformats.org/markup-compatibility/2006" xmlns:r="http://schemas.openxmlformats.org/officeDocument/2006/relationships" xmlns:w="http://schemas.openxmlformats.org/wordprocessingml/2006/main" xmlns:w14="http://schemas.microsoft.com/office/word/2010/wordml" xmlns:w15="http://schemas.microsoft.com/office/word/2012/wordml" xmlns:w16se="http://schemas.microsoft.com/office/word/2015/wordml/symex" mc:Ignorable="w14 w15 w16se">
+<w:styles xmlns:mc="http://schemas.openxmlformats.org/markup-compatibility/2006" xmlns:r="http://schemas.openxmlformats.org/officeDocument/2006/relationships" xmlns:w="http://schemas.openxmlformats.org/wordprocessingml/2006/main" xmlns:w14="http://schemas.microsoft.com/office/word/2010/wordml" xmlns:w15="http://schemas.microsoft.com/office/word/2012/wordml" xmlns:w16cex="http://schemas.microsoft.com/office/word/2018/wordml/cex" xmlns:w16cid="http://schemas.microsoft.com/office/word/2016/wordml/cid" xmlns:w16="http://schemas.microsoft.com/office/word/2018/wordml" xmlns:w16du="http://schemas.microsoft.com/office/word/2023/wordml/word16du" xmlns:w16sdtdh="http://schemas.microsoft.com/office/word/2020/wordml/sdtdatahash" xmlns:w16sdtfl="http://schemas.microsoft.com/office/word/2024/wordml/sdtformatlock" xmlns:w16se="http://schemas.microsoft.com/office/word/2015/wordml/symex" mc:Ignorable="w14 w15 w16se w16cid w16 w16cex w16sdtdh w16sdtfl w16du">
   <w:docDefaults>
     <w:rPrDefault>
       <w:rPr>
@@ -1975,7 +2404,7 @@
       </w:pPr>
     </w:pPrDefault>
   </w:docDefaults>
-  <w:latentStyles w:defLockedState="0" w:defUIPriority="99" w:defSemiHidden="0" w:defUnhideWhenUsed="0" w:defQFormat="0" w:count="371">
+  <w:latentStyles w:defLockedState="0" w:defUIPriority="99" w:defSemiHidden="0" w:defUnhideWhenUsed="0" w:defQFormat="0" w:count="376">
     <w:lsdException w:name="Normal" w:uiPriority="0" w:qFormat="1"/>
     <w:lsdException w:name="heading 1" w:uiPriority="9" w:qFormat="1"/>
     <w:lsdException w:name="heading 2" w:semiHidden="1" w:uiPriority="9" w:unhideWhenUsed="1" w:qFormat="1"/>
@@ -2347,6 +2776,11 @@
     <w:lsdException w:name="List Table 5 Dark Accent 6" w:uiPriority="50"/>
     <w:lsdException w:name="List Table 6 Colorful Accent 6" w:uiPriority="51"/>
     <w:lsdException w:name="List Table 7 Colorful Accent 6" w:uiPriority="52"/>
+    <w:lsdException w:name="Mention" w:semiHidden="1" w:unhideWhenUsed="1"/>
+    <w:lsdException w:name="Smart Hyperlink" w:semiHidden="1" w:unhideWhenUsed="1"/>
+    <w:lsdException w:name="Hashtag" w:semiHidden="1" w:unhideWhenUsed="1"/>
+    <w:lsdException w:name="Unresolved Mention" w:semiHidden="1" w:unhideWhenUsed="1"/>
+    <w:lsdException w:name="Smart Link" w:semiHidden="1" w:unhideWhenUsed="1"/>
   </w:latentStyles>
   <w:style w:type="paragraph" w:default="1" w:styleId="Normal">
     <w:name w:val="Normal"/>
@@ -2391,7 +2825,7 @@
 </file>
 
 <file path=word/glossary/webSettings.xml><?xml version="1.0" encoding="utf-8"?>
-<w:webSettings xmlns:mc="http://schemas.openxmlformats.org/markup-compatibility/2006" xmlns:r="http://schemas.openxmlformats.org/officeDocument/2006/relationships" xmlns:w="http://schemas.openxmlformats.org/wordprocessingml/2006/main" xmlns:w14="http://schemas.microsoft.com/office/word/2010/wordml" xmlns:w15="http://schemas.microsoft.com/office/word/2012/wordml" xmlns:w16se="http://schemas.microsoft.com/office/word/2015/wordml/symex" mc:Ignorable="w14 w15 w16se">
+<w:webSettings xmlns:mc="http://schemas.openxmlformats.org/markup-compatibility/2006" xmlns:r="http://schemas.openxmlformats.org/officeDocument/2006/relationships" xmlns:w="http://schemas.openxmlformats.org/wordprocessingml/2006/main" xmlns:w14="http://schemas.microsoft.com/office/word/2010/wordml" xmlns:w15="http://schemas.microsoft.com/office/word/2012/wordml" xmlns:w16cex="http://schemas.microsoft.com/office/word/2018/wordml/cex" xmlns:w16cid="http://schemas.microsoft.com/office/word/2016/wordml/cid" xmlns:w16="http://schemas.microsoft.com/office/word/2018/wordml" xmlns:w16du="http://schemas.microsoft.com/office/word/2023/wordml/word16du" xmlns:w16sdtdh="http://schemas.microsoft.com/office/word/2020/wordml/sdtdatahash" xmlns:w16sdtfl="http://schemas.microsoft.com/office/word/2024/wordml/sdtformatlock" xmlns:w16se="http://schemas.microsoft.com/office/word/2015/wordml/symex" mc:Ignorable="w14 w15 w16se w16cid w16 w16cex w16sdtdh w16sdtfl w16du">
   <w:optimizeForBrowser/>
   <w:allowPNG/>
 </w:webSettings>
@@ -2690,4 +3124,16 @@
     </a:ext>
   </a:extLst>
 </a:theme>
+</file>
+
+<file path=customXml/item1.xml><?xml version="1.0" encoding="utf-8"?>
+<b:Sources xmlns:b="http://schemas.openxmlformats.org/officeDocument/2006/bibliography" xmlns="http://schemas.openxmlformats.org/officeDocument/2006/bibliography" SelectedStyle="\APASixthEditionOfficeOnline.xsl" StyleName="APA" Version="6"/>
+</file>
+
+<file path=customXml/itemProps1.xml><?xml version="1.0" encoding="utf-8"?>
+<ds:datastoreItem xmlns:ds="http://schemas.openxmlformats.org/officeDocument/2006/customXml" ds:itemID="{10F8FC87-2A8F-4847-86DD-C8D7FCCFE8D9}">
+  <ds:schemaRefs>
+    <ds:schemaRef ds:uri="http://schemas.openxmlformats.org/officeDocument/2006/bibliography"/>
+  </ds:schemaRefs>
+</ds:datastoreItem>
 </file>
--- a/MANUAL DE IMPLEMENTACION DE JOVANY.docx
+++ b/MANUAL DE IMPLEMENTACION DE JOVANY.docx
@@ -63,7 +63,7 @@
         <w:rPr>
           <w:noProof/>
         </w:rPr>
-        <w:t>jueves, 30 de abril de 2026</w:t>
+        <w:t>miércoles, 6 de mayo de 2026</w:t>
       </w:r>
       <w:r>
         <w:fldChar w:fldCharType="end"/>
@@ -1467,9 +1467,127 @@
       </w:r>
     </w:p>
     <w:p>
+      <w:r>
+        <w:br w:type="page"/>
+      </w:r>
+    </w:p>
+    <w:p>
       <w:pPr>
         <w:pStyle w:val="Prrafodelista"/>
-      </w:pPr>
+        <w:jc w:val="both"/>
+      </w:pPr>
+      <w:r>
+        <w:lastRenderedPageBreak/>
+        <w:t>REGISTRO DE PRODUCTOS</w:t>
+      </w:r>
+    </w:p>
+    <w:p>
+      <w:pPr>
+        <w:pStyle w:val="Prrafodelista"/>
+        <w:jc w:val="both"/>
+      </w:pPr>
+    </w:p>
+    <w:p>
+      <w:pPr>
+        <w:pStyle w:val="Prrafodelista"/>
+        <w:jc w:val="both"/>
+      </w:pPr>
+      <w:r>
+        <w:t>EN ESTE APARTADO SE DAN DE ALTA LOS REGISTROS DE LOS PRODUCTOS QUE USA EL SISTEMA. PARA PODER EFECTUAR VENTAS, ES NECESARIO QUE EXISTA UN CATALOGO PARA PODER ELEGIR LO QUE SE VAYA A ADQUIRIR POR PARTE DEL CLIENTE.Y SI EL SISTEMA SE CIERRA, LOS PRODUCTOS QUEDAN GUARDADOS PARA USARSE LA PROXIMA VEZ QUE SE ACTIVE EL MISMO. PARA ESTO, SE NESECITA UNA BASE DE DATOS.</w:t>
+      </w:r>
+    </w:p>
+    <w:p>
+      <w:pPr>
+        <w:pStyle w:val="Prrafodelista"/>
+        <w:jc w:val="both"/>
+      </w:pPr>
+    </w:p>
+    <w:p>
+      <w:pPr>
+        <w:pStyle w:val="Prrafodelista"/>
+        <w:jc w:val="both"/>
+      </w:pPr>
+    </w:p>
+    <w:p>
+      <w:pPr>
+        <w:pStyle w:val="Prrafodelista"/>
+        <w:jc w:val="both"/>
+      </w:pPr>
+      <w:r>
+        <w:t>¿QUE ES UNA BASE DE DATOS?</w:t>
+      </w:r>
+    </w:p>
+    <w:p>
+      <w:pPr>
+        <w:pStyle w:val="Prrafodelista"/>
+        <w:jc w:val="both"/>
+      </w:pPr>
+      <w:r>
+        <w:t>ES UN CONJUNTO DE DATOS QUE ESTAN ESTRUCTURADOS EN FORMA CORRECTA Y SECUENCIAL CONTIENE LA INFORMACION QUE USAN LOS SISTEMAS PARA SU CORRECTO USO. ESTOS DATOS PUEDEN SER DE TIPO NUMERICO, OBJETOS, ENLACES, Y CUALQUIER TIPO DE DATO ALMACENABLE.</w:t>
+      </w:r>
+    </w:p>
+    <w:p>
+      <w:pPr>
+        <w:pStyle w:val="Prrafodelista"/>
+        <w:jc w:val="both"/>
+      </w:pPr>
+    </w:p>
+    <w:p>
+      <w:pPr>
+        <w:pStyle w:val="Prrafodelista"/>
+        <w:jc w:val="both"/>
+      </w:pPr>
+    </w:p>
+    <w:p>
+      <w:pPr>
+        <w:pStyle w:val="Prrafodelista"/>
+        <w:jc w:val="both"/>
+      </w:pPr>
+      <w:r>
+        <w:t>UNA BASE DE DATOS SE CONFORMA DE TABLAS, CADA TABLA TIENE REGISTROS Y LOS REGISTROS SE CONFORMA DE CAMPOS. A CONTINUACION, SE DESCRIBE CADA ELEMENTO:</w:t>
+      </w:r>
+    </w:p>
+    <w:p>
+      <w:pPr>
+        <w:pStyle w:val="Prrafodelista"/>
+        <w:numPr>
+          <w:ilvl w:val="0"/>
+          <w:numId w:val="13"/>
+        </w:numPr>
+        <w:jc w:val="both"/>
+      </w:pPr>
+      <w:r>
+        <w:t xml:space="preserve">TABLAS: SON LOS CONTENEDORES </w:t>
+      </w:r>
+      <w:r>
+        <w:t>DE INFORMACION. SON UNICOS Y GUARDAN LOS DATOS DE UN MISMO TIPO, POR EJEMPLO: PRODUCTOS, CLIENTE, ALUMNOS, CALIFICACIONES, VENTAS, PROOVEDORES.</w:t>
+      </w:r>
+    </w:p>
+    <w:p>
+      <w:pPr>
+        <w:pStyle w:val="Prrafodelista"/>
+        <w:numPr>
+          <w:ilvl w:val="0"/>
+          <w:numId w:val="13"/>
+        </w:numPr>
+        <w:jc w:val="both"/>
+      </w:pPr>
+      <w:r>
+        <w:t>REGISTRO: ES UN CONJUNTO DE DATOS O CAMPOS CORRESPONDIENTES A UN TIPO DE INFORMACION, EJEMPLO: ES UNA TABLA DE ALUMNOS O UN REGISTRO SERIA: CLAVE DEL ALUMNO, NOMBRE, CARRERA, GRADO, GRUPO, EDAD.</w:t>
+      </w:r>
+    </w:p>
+    <w:p>
+      <w:pPr>
+        <w:pStyle w:val="Prrafodelista"/>
+        <w:numPr>
+          <w:ilvl w:val="0"/>
+          <w:numId w:val="13"/>
+        </w:numPr>
+        <w:jc w:val="both"/>
+      </w:pPr>
+      <w:r>
+        <w:t>CAMPO: ES UN DATO UNICO QUE POR SI MISMO NO DA MUCHA INFORMACION, EJEMPLOS: NOMBRE, EDAD,</w:t>
+      </w:r>
     </w:p>
     <w:sectPr>
       <w:headerReference w:type="even" r:id="rId11"/>
@@ -2211,6 +2329,119 @@
     </w:lvl>
   </w:abstractNum>
   <w:abstractNum w:abstractNumId="2" w15:restartNumberingAfterBreak="0">
+    <w:nsid w:val="203A104A"/>
+    <w:multiLevelType w:val="hybridMultilevel"/>
+    <w:tmpl w:val="15CEF6A8"/>
+    <w:lvl w:ilvl="0" w:tplc="080A0001">
+      <w:start w:val="1"/>
+      <w:numFmt w:val="bullet"/>
+      <w:lvlText w:val=""/>
+      <w:lvlJc w:val="left"/>
+      <w:pPr>
+        <w:ind w:left="1440" w:hanging="360"/>
+      </w:pPr>
+      <w:rPr>
+        <w:rFonts w:ascii="Symbol" w:hAnsi="Symbol" w:hint="default"/>
+      </w:rPr>
+    </w:lvl>
+    <w:lvl w:ilvl="1" w:tplc="080A0003" w:tentative="1">
+      <w:start w:val="1"/>
+      <w:numFmt w:val="bullet"/>
+      <w:lvlText w:val="o"/>
+      <w:lvlJc w:val="left"/>
+      <w:pPr>
+        <w:ind w:left="2160" w:hanging="360"/>
+      </w:pPr>
+      <w:rPr>
+        <w:rFonts w:ascii="Courier New" w:hAnsi="Courier New" w:cs="Courier New" w:hint="default"/>
+      </w:rPr>
+    </w:lvl>
+    <w:lvl w:ilvl="2" w:tplc="080A0005" w:tentative="1">
+      <w:start w:val="1"/>
+      <w:numFmt w:val="bullet"/>
+      <w:lvlText w:val=""/>
+      <w:lvlJc w:val="left"/>
+      <w:pPr>
+        <w:ind w:left="2880" w:hanging="360"/>
+      </w:pPr>
+      <w:rPr>
+        <w:rFonts w:ascii="Wingdings" w:hAnsi="Wingdings" w:hint="default"/>
+      </w:rPr>
+    </w:lvl>
+    <w:lvl w:ilvl="3" w:tplc="080A0001" w:tentative="1">
+      <w:start w:val="1"/>
+      <w:numFmt w:val="bullet"/>
+      <w:lvlText w:val=""/>
+      <w:lvlJc w:val="left"/>
+      <w:pPr>
+        <w:ind w:left="3600" w:hanging="360"/>
+      </w:pPr>
+      <w:rPr>
+        <w:rFonts w:ascii="Symbol" w:hAnsi="Symbol" w:hint="default"/>
+      </w:rPr>
+    </w:lvl>
+    <w:lvl w:ilvl="4" w:tplc="080A0003" w:tentative="1">
+      <w:start w:val="1"/>
+      <w:numFmt w:val="bullet"/>
+      <w:lvlText w:val="o"/>
+      <w:lvlJc w:val="left"/>
+      <w:pPr>
+        <w:ind w:left="4320" w:hanging="360"/>
+      </w:pPr>
+      <w:rPr>
+        <w:rFonts w:ascii="Courier New" w:hAnsi="Courier New" w:cs="Courier New" w:hint="default"/>
+      </w:rPr>
+    </w:lvl>
+    <w:lvl w:ilvl="5" w:tplc="080A0005" w:tentative="1">
+      <w:start w:val="1"/>
+      <w:numFmt w:val="bullet"/>
+      <w:lvlText w:val=""/>
+      <w:lvlJc w:val="left"/>
+      <w:pPr>
+        <w:ind w:left="5040" w:hanging="360"/>
+      </w:pPr>
+      <w:rPr>
+        <w:rFonts w:ascii="Wingdings" w:hAnsi="Wingdings" w:hint="default"/>
+      </w:rPr>
+    </w:lvl>
+    <w:lvl w:ilvl="6" w:tplc="080A0001" w:tentative="1">
+      <w:start w:val="1"/>
+      <w:numFmt w:val="bullet"/>
+      <w:lvlText w:val=""/>
+      <w:lvlJc w:val="left"/>
+      <w:pPr>
+        <w:ind w:left="5760" w:hanging="360"/>
+      </w:pPr>
+      <w:rPr>
+        <w:rFonts w:ascii="Symbol" w:hAnsi="Symbol" w:hint="default"/>
+      </w:rPr>
+    </w:lvl>
+    <w:lvl w:ilvl="7" w:tplc="080A0003" w:tentative="1">
+      <w:start w:val="1"/>
+      <w:numFmt w:val="bullet"/>
+      <w:lvlText w:val="o"/>
+      <w:lvlJc w:val="left"/>
+      <w:pPr>
+        <w:ind w:left="6480" w:hanging="360"/>
+      </w:pPr>
+      <w:rPr>
+        <w:rFonts w:ascii="Courier New" w:hAnsi="Courier New" w:cs="Courier New" w:hint="default"/>
+      </w:rPr>
+    </w:lvl>
+    <w:lvl w:ilvl="8" w:tplc="080A0005" w:tentative="1">
+      <w:start w:val="1"/>
+      <w:numFmt w:val="bullet"/>
+      <w:lvlText w:val=""/>
+      <w:lvlJc w:val="left"/>
+      <w:pPr>
+        <w:ind w:left="7200" w:hanging="360"/>
+      </w:pPr>
+      <w:rPr>
+        <w:rFonts w:ascii="Wingdings" w:hAnsi="Wingdings" w:hint="default"/>
+      </w:rPr>
+    </w:lvl>
+  </w:abstractNum>
+  <w:abstractNum w:abstractNumId="3" w15:restartNumberingAfterBreak="0">
     <w:nsid w:val="24725209"/>
     <w:multiLevelType w:val="multilevel"/>
     <w:tmpl w:val="CAC21D7C"/>
@@ -2359,7 +2590,7 @@
       </w:rPr>
     </w:lvl>
   </w:abstractNum>
-  <w:abstractNum w:abstractNumId="3" w15:restartNumberingAfterBreak="0">
+  <w:abstractNum w:abstractNumId="4" w15:restartNumberingAfterBreak="0">
     <w:nsid w:val="2603069F"/>
     <w:multiLevelType w:val="multilevel"/>
     <w:tmpl w:val="56069F50"/>
@@ -2508,7 +2739,7 @@
       </w:rPr>
     </w:lvl>
   </w:abstractNum>
-  <w:abstractNum w:abstractNumId="4" w15:restartNumberingAfterBreak="0">
+  <w:abstractNum w:abstractNumId="5" w15:restartNumberingAfterBreak="0">
     <w:nsid w:val="285E52AF"/>
     <w:multiLevelType w:val="hybridMultilevel"/>
     <w:tmpl w:val="70EA51CC"/>
@@ -2621,7 +2852,7 @@
       </w:rPr>
     </w:lvl>
   </w:abstractNum>
-  <w:abstractNum w:abstractNumId="5" w15:restartNumberingAfterBreak="0">
+  <w:abstractNum w:abstractNumId="6" w15:restartNumberingAfterBreak="0">
     <w:nsid w:val="31D73E8D"/>
     <w:multiLevelType w:val="multilevel"/>
     <w:tmpl w:val="BC48C070"/>
@@ -2770,7 +3001,7 @@
       </w:rPr>
     </w:lvl>
   </w:abstractNum>
-  <w:abstractNum w:abstractNumId="6" w15:restartNumberingAfterBreak="0">
+  <w:abstractNum w:abstractNumId="7" w15:restartNumberingAfterBreak="0">
     <w:nsid w:val="323006F4"/>
     <w:multiLevelType w:val="multilevel"/>
     <w:tmpl w:val="C232B164"/>
@@ -2919,7 +3150,7 @@
       </w:rPr>
     </w:lvl>
   </w:abstractNum>
-  <w:abstractNum w:abstractNumId="7" w15:restartNumberingAfterBreak="0">
+  <w:abstractNum w:abstractNumId="8" w15:restartNumberingAfterBreak="0">
     <w:nsid w:val="4AE14F2C"/>
     <w:multiLevelType w:val="multilevel"/>
     <w:tmpl w:val="1AFA55CE"/>
@@ -3068,7 +3299,7 @@
       </w:rPr>
     </w:lvl>
   </w:abstractNum>
-  <w:abstractNum w:abstractNumId="8" w15:restartNumberingAfterBreak="0">
+  <w:abstractNum w:abstractNumId="9" w15:restartNumberingAfterBreak="0">
     <w:nsid w:val="546856E5"/>
     <w:multiLevelType w:val="multilevel"/>
     <w:tmpl w:val="CFFA5EEE"/>
@@ -3217,7 +3448,7 @@
       </w:rPr>
     </w:lvl>
   </w:abstractNum>
-  <w:abstractNum w:abstractNumId="9" w15:restartNumberingAfterBreak="0">
+  <w:abstractNum w:abstractNumId="10" w15:restartNumberingAfterBreak="0">
     <w:nsid w:val="556F535B"/>
     <w:multiLevelType w:val="multilevel"/>
     <w:tmpl w:val="072A4B10"/>
@@ -3366,7 +3597,7 @@
       </w:rPr>
     </w:lvl>
   </w:abstractNum>
-  <w:abstractNum w:abstractNumId="10" w15:restartNumberingAfterBreak="0">
+  <w:abstractNum w:abstractNumId="11" w15:restartNumberingAfterBreak="0">
     <w:nsid w:val="57454652"/>
     <w:multiLevelType w:val="multilevel"/>
     <w:tmpl w:val="01BCC480"/>
@@ -3515,7 +3746,7 @@
       </w:rPr>
     </w:lvl>
   </w:abstractNum>
-  <w:abstractNum w:abstractNumId="11" w15:restartNumberingAfterBreak="0">
+  <w:abstractNum w:abstractNumId="12" w15:restartNumberingAfterBreak="0">
     <w:nsid w:val="7DBD0B0E"/>
     <w:multiLevelType w:val="hybridMultilevel"/>
     <w:tmpl w:val="92928CE6"/>
@@ -3629,10 +3860,10 @@
     </w:lvl>
   </w:abstractNum>
   <w:num w:numId="1" w16cid:durableId="2140561505">
-    <w:abstractNumId w:val="4"/>
+    <w:abstractNumId w:val="5"/>
   </w:num>
   <w:num w:numId="2" w16cid:durableId="313873973">
-    <w:abstractNumId w:val="11"/>
+    <w:abstractNumId w:val="12"/>
   </w:num>
   <w:num w:numId="3" w16cid:durableId="1086457862">
     <w:abstractNumId w:val="1"/>
@@ -3641,28 +3872,31 @@
     <w:abstractNumId w:val="0"/>
   </w:num>
   <w:num w:numId="5" w16cid:durableId="95713319">
-    <w:abstractNumId w:val="5"/>
+    <w:abstractNumId w:val="6"/>
   </w:num>
   <w:num w:numId="6" w16cid:durableId="67195536">
+    <w:abstractNumId w:val="10"/>
+  </w:num>
+  <w:num w:numId="7" w16cid:durableId="1906141465">
+    <w:abstractNumId w:val="7"/>
+  </w:num>
+  <w:num w:numId="8" w16cid:durableId="764964332">
+    <w:abstractNumId w:val="4"/>
+  </w:num>
+  <w:num w:numId="9" w16cid:durableId="366444327">
+    <w:abstractNumId w:val="8"/>
+  </w:num>
+  <w:num w:numId="10" w16cid:durableId="745416296">
     <w:abstractNumId w:val="9"/>
   </w:num>
-  <w:num w:numId="7" w16cid:durableId="1906141465">
-    <w:abstractNumId w:val="6"/>
-  </w:num>
-  <w:num w:numId="8" w16cid:durableId="764964332">
+  <w:num w:numId="11" w16cid:durableId="819035740">
     <w:abstractNumId w:val="3"/>
   </w:num>
-  <w:num w:numId="9" w16cid:durableId="366444327">
-    <w:abstractNumId w:val="7"/>
+  <w:num w:numId="12" w16cid:durableId="239676880">
+    <w:abstractNumId w:val="11"/>
   </w:num>
-  <w:num w:numId="10" w16cid:durableId="745416296">
-    <w:abstractNumId w:val="8"/>
-  </w:num>
-  <w:num w:numId="11" w16cid:durableId="819035740">
+  <w:num w:numId="13" w16cid:durableId="808209807">
     <w:abstractNumId w:val="2"/>
-  </w:num>
-  <w:num w:numId="12" w16cid:durableId="239676880">
-    <w:abstractNumId w:val="10"/>
   </w:num>
 </w:numbering>
 </file>
@@ -4929,11 +5163,13 @@
     <w:rsidRoot w:val="006B5540"/>
     <w:rsid w:val="00374C8D"/>
     <w:rsid w:val="003A01FA"/>
+    <w:rsid w:val="0043057F"/>
     <w:rsid w:val="006313B4"/>
     <w:rsid w:val="006B5540"/>
     <w:rsid w:val="007944B4"/>
     <w:rsid w:val="00832336"/>
     <w:rsid w:val="00894FAA"/>
+    <w:rsid w:val="00CE46D9"/>
     <w:rsid w:val="00E06A10"/>
   </w:rsids>
   <m:mathPr>
